--- a/фомин отс.docx
+++ b/фомин отс.docx
@@ -1,6 +1,6 @@
 
 <file path=word/document.xml><?xml version="1.0" encoding="utf-8"?>
-<w:document xmlns:wpc="http://schemas.microsoft.com/office/word/2010/wordprocessingCanvas" xmlns:cx="http://schemas.microsoft.com/office/drawing/2014/chartex" xmlns:cx1="http://schemas.microsoft.com/office/drawing/2015/9/8/chartex" xmlns:cx2="http://schemas.microsoft.com/office/drawing/2015/10/21/chartex" xmlns:cx3="http://schemas.microsoft.com/office/drawing/2016/5/9/chartex" xmlns:cx4="http://schemas.microsoft.com/office/drawing/2016/5/10/chartex" xmlns:cx5="http://schemas.microsoft.com/office/drawing/2016/5/11/chartex" xmlns:cx6="http://schemas.microsoft.com/office/drawing/2016/5/12/chartex" xmlns:cx7="http://schemas.microsoft.com/office/drawing/2016/5/13/chartex" xmlns:cx8="http://schemas.microsoft.com/office/drawing/2016/5/14/chartex" xmlns:mc="http://schemas.openxmlformats.org/markup-compatibility/2006" xmlns:aink="http://schemas.microsoft.com/office/drawing/2016/ink" xmlns:am3d="http://schemas.microsoft.com/office/drawing/2017/model3d" xmlns:o="urn:schemas-microsoft-com:office:office" xmlns:oel="http://schemas.microsoft.com/office/2019/extlst" xmlns:r="http://schemas.openxmlformats.org/officeDocument/2006/relationships" xmlns:m="http://schemas.openxmlformats.org/officeDocument/2006/math" xmlns:v="urn:schemas-microsoft-com:vml" xmlns:wp14="http://schemas.microsoft.com/office/word/2010/wordprocessingDrawing" xmlns:wp="http://schemas.openxmlformats.org/drawingml/2006/wordprocessingDrawing" xmlns:w10="urn:schemas-microsoft-com:office:word" xmlns:w="http://schemas.openxmlformats.org/wordprocessingml/2006/main" xmlns:w14="http://schemas.microsoft.com/office/word/2010/wordml" xmlns:w15="http://schemas.microsoft.com/office/word/2012/wordml" xmlns:w16cex="http://schemas.microsoft.com/office/word/2018/wordml/cex" xmlns:w16cid="http://schemas.microsoft.com/office/word/2016/wordml/cid" xmlns:w16="http://schemas.microsoft.com/office/word/2018/wordml" xmlns:w16du="http://schemas.microsoft.com/office/word/2023/wordml/word16du" xmlns:w16sdtdh="http://schemas.microsoft.com/office/word/2020/wordml/sdtdatahash" xmlns:w16sdtfl="http://schemas.microsoft.com/office/word/2024/wordml/sdtformatlock" xmlns:w16se="http://schemas.microsoft.com/office/word/2015/wordml/symex" xmlns:wpg="http://schemas.microsoft.com/office/word/2010/wordprocessingGroup" xmlns:wpi="http://schemas.microsoft.com/office/word/2010/wordprocessingInk" xmlns:wne="http://schemas.microsoft.com/office/word/2006/wordml" xmlns:wps="http://schemas.microsoft.com/office/word/2010/wordprocessingShape" mc:Ignorable="w14 w15 w16se w16cid w16 w16cex w16sdtdh w16sdtfl w16du wp14">
+<w:document xmlns:ve="http://schemas.openxmlformats.org/markup-compatibility/2006" xmlns:o="urn:schemas-microsoft-com:office:office" xmlns:r="http://schemas.openxmlformats.org/officeDocument/2006/relationships" xmlns:m="http://schemas.openxmlformats.org/officeDocument/2006/math" xmlns:v="urn:schemas-microsoft-com:vml" xmlns:wp="http://schemas.openxmlformats.org/drawingml/2006/wordprocessingDrawing" xmlns:w10="urn:schemas-microsoft-com:office:word" xmlns:w="http://schemas.openxmlformats.org/wordprocessingml/2006/main" xmlns:wne="http://schemas.microsoft.com/office/word/2006/wordml">
   <w:body>
     <w:p>
       <w:pPr>
@@ -154,7 +154,6 @@
           <w:lang w:val="ru-RU"/>
         </w:rPr>
       </w:pPr>
-      <w:proofErr w:type="gramStart"/>
       <w:r>
         <w:rPr>
           <w:rFonts w:ascii="Times New Roman" w:hAnsi="Times New Roman" w:cs="Times New Roman"/>
@@ -173,21 +172,9 @@
           <w:szCs w:val="28"/>
           <w:lang w:val="ru-RU"/>
         </w:rPr>
-        <w:t xml:space="preserve"> Создание</w:t>
-      </w:r>
-      <w:proofErr w:type="gramEnd"/>
-      <w:r>
-        <w:rPr>
-          <w:rFonts w:ascii="Times New Roman" w:hAnsi="Times New Roman" w:cs="Times New Roman"/>
-          <w:color w:val="000000"/>
-          <w:sz w:val="28"/>
-          <w:szCs w:val="28"/>
-          <w:lang w:val="ru-RU"/>
-        </w:rPr>
-        <w:t xml:space="preserve"> онтологической модели сборки ПК в </w:t>
+        <w:t xml:space="preserve"> Создание онтологической модели сборки ПК в </w:t>
       </w:r>
       <w:proofErr w:type="spellStart"/>
-      <w:proofErr w:type="gramStart"/>
       <w:r>
         <w:rPr>
           <w:rFonts w:ascii="Times New Roman" w:hAnsi="Times New Roman" w:cs="Times New Roman"/>
@@ -218,7 +205,6 @@
         </w:rPr>
         <w:t>»</w:t>
       </w:r>
-      <w:proofErr w:type="gramEnd"/>
     </w:p>
     <w:p>
       <w:pPr>
@@ -586,17 +572,17 @@
           <w:rFonts w:ascii="Times New Roman" w:eastAsia="SimSun" w:hAnsi="Times New Roman" w:cs="Times New Roman"/>
           <w:sz w:val="28"/>
           <w:szCs w:val="28"/>
-          <w:lang w:val="ru-RU" w:bidi="ar"/>
-        </w:rPr>
-      </w:pPr>
-      <w:r>
-        <w:rPr>
-          <w:rFonts w:ascii="Times New Roman" w:eastAsia="SimSun" w:hAnsi="Times New Roman" w:cs="Times New Roman"/>
-          <w:b/>
-          <w:bCs/>
-          <w:sz w:val="28"/>
-          <w:szCs w:val="28"/>
-          <w:lang w:val="ru-RU" w:bidi="ar"/>
+          <w:lang w:val="ru-RU"/>
+        </w:rPr>
+      </w:pPr>
+      <w:r>
+        <w:rPr>
+          <w:rFonts w:ascii="Times New Roman" w:eastAsia="SimSun" w:hAnsi="Times New Roman" w:cs="Times New Roman"/>
+          <w:b/>
+          <w:bCs/>
+          <w:sz w:val="28"/>
+          <w:szCs w:val="28"/>
+          <w:lang w:val="ru-RU"/>
         </w:rPr>
         <w:lastRenderedPageBreak/>
         <w:t>Цель работы:</w:t>
@@ -606,7 +592,7 @@
           <w:rFonts w:ascii="Times New Roman" w:eastAsia="SimSun" w:hAnsi="Times New Roman" w:cs="Times New Roman"/>
           <w:sz w:val="28"/>
           <w:szCs w:val="28"/>
-          <w:lang w:bidi="ar"/>
+          <w:lang/>
         </w:rPr>
         <w:t> </w:t>
       </w:r>
@@ -615,7 +601,7 @@
           <w:rFonts w:ascii="Times New Roman" w:eastAsia="SimSun" w:hAnsi="Times New Roman" w:cs="Times New Roman"/>
           <w:sz w:val="28"/>
           <w:szCs w:val="28"/>
-          <w:lang w:val="ru-RU" w:bidi="ar"/>
+          <w:lang w:val="ru-RU"/>
         </w:rPr>
         <w:t xml:space="preserve">Освоить принципы построения онтологических моделей на примере предметной области «Компьютерное железо» с использованием двух различных инструментов: редактора онтологий </w:t>
       </w:r>
@@ -624,7 +610,7 @@
           <w:rFonts w:ascii="Times New Roman" w:eastAsia="SimSun" w:hAnsi="Times New Roman" w:cs="Times New Roman"/>
           <w:sz w:val="28"/>
           <w:szCs w:val="28"/>
-          <w:lang w:bidi="ar"/>
+          <w:lang/>
         </w:rPr>
         <w:t>Protege</w:t>
       </w:r>
@@ -633,7 +619,7 @@
           <w:rFonts w:ascii="Times New Roman" w:eastAsia="SimSun" w:hAnsi="Times New Roman" w:cs="Times New Roman"/>
           <w:sz w:val="28"/>
           <w:szCs w:val="28"/>
-          <w:lang w:val="ru-RU" w:bidi="ar"/>
+          <w:lang w:val="ru-RU"/>
         </w:rPr>
         <w:t>.</w:t>
       </w:r>
@@ -642,7 +628,7 @@
           <w:rFonts w:ascii="Times New Roman" w:eastAsia="SimSun" w:hAnsi="Times New Roman" w:cs="Times New Roman"/>
           <w:sz w:val="28"/>
           <w:szCs w:val="28"/>
-          <w:lang w:val="ru-RU" w:bidi="ar"/>
+          <w:lang w:val="ru-RU"/>
         </w:rPr>
         <w:br/>
       </w:r>
@@ -667,7 +653,7 @@
           <w:bCs/>
           <w:sz w:val="28"/>
           <w:szCs w:val="28"/>
-          <w:lang w:val="ru-RU" w:bidi="ar"/>
+          <w:lang w:val="ru-RU"/>
         </w:rPr>
         <w:t>Теоретическая часть</w:t>
       </w:r>
@@ -676,7 +662,7 @@
           <w:rFonts w:ascii="Times New Roman" w:eastAsia="SimSun" w:hAnsi="Times New Roman" w:cs="Times New Roman"/>
           <w:sz w:val="28"/>
           <w:szCs w:val="28"/>
-          <w:lang w:val="ru-RU" w:bidi="ar"/>
+          <w:lang w:val="ru-RU"/>
         </w:rPr>
         <w:br/>
       </w:r>
@@ -685,7 +671,7 @@
           <w:rFonts w:ascii="Times New Roman" w:eastAsia="SimSun" w:hAnsi="Times New Roman" w:cs="Times New Roman"/>
           <w:sz w:val="28"/>
           <w:szCs w:val="28"/>
-          <w:lang w:val="ru-RU" w:bidi="ar"/>
+          <w:lang w:val="ru-RU"/>
         </w:rPr>
         <w:br/>
       </w:r>
@@ -696,7 +682,7 @@
           <w:bCs/>
           <w:sz w:val="28"/>
           <w:szCs w:val="28"/>
-          <w:lang w:val="ru-RU" w:bidi="ar"/>
+          <w:lang w:val="ru-RU"/>
         </w:rPr>
         <w:t>Онтологическая модель</w:t>
       </w:r>
@@ -705,7 +691,7 @@
           <w:rFonts w:ascii="Times New Roman" w:eastAsia="SimSun" w:hAnsi="Times New Roman" w:cs="Times New Roman"/>
           <w:sz w:val="28"/>
           <w:szCs w:val="28"/>
-          <w:lang w:bidi="ar"/>
+          <w:lang/>
         </w:rPr>
         <w:t> </w:t>
       </w:r>
@@ -714,7 +700,7 @@
           <w:rFonts w:ascii="Times New Roman" w:eastAsia="SimSun" w:hAnsi="Times New Roman" w:cs="Times New Roman"/>
           <w:sz w:val="28"/>
           <w:szCs w:val="28"/>
-          <w:lang w:val="ru-RU" w:bidi="ar"/>
+          <w:lang w:val="ru-RU"/>
         </w:rPr>
         <w:t>— это формальное, явное описание понятий в определенной предметной области, их свойств и взаимосвязей. В данной работе предметной областью является сборка персонального компьютера (ПК).</w:t>
       </w:r>
@@ -723,7 +709,7 @@
           <w:rFonts w:ascii="Times New Roman" w:eastAsia="SimSun" w:hAnsi="Times New Roman" w:cs="Times New Roman"/>
           <w:sz w:val="28"/>
           <w:szCs w:val="28"/>
-          <w:lang w:val="ru-RU" w:bidi="ar"/>
+          <w:lang w:val="ru-RU"/>
         </w:rPr>
         <w:br/>
       </w:r>
@@ -732,7 +718,7 @@
           <w:rFonts w:ascii="Times New Roman" w:eastAsia="SimSun" w:hAnsi="Times New Roman" w:cs="Times New Roman"/>
           <w:sz w:val="28"/>
           <w:szCs w:val="28"/>
-          <w:lang w:val="ru-RU" w:bidi="ar"/>
+          <w:lang w:val="ru-RU"/>
         </w:rPr>
         <w:br/>
       </w:r>
@@ -743,7 +729,7 @@
           <w:bCs/>
           <w:sz w:val="28"/>
           <w:szCs w:val="28"/>
-          <w:lang w:bidi="ar"/>
+          <w:lang/>
         </w:rPr>
         <w:t>Protege</w:t>
       </w:r>
@@ -752,7 +738,7 @@
           <w:rFonts w:ascii="Times New Roman" w:eastAsia="SimSun" w:hAnsi="Times New Roman" w:cs="Times New Roman"/>
           <w:sz w:val="28"/>
           <w:szCs w:val="28"/>
-          <w:lang w:bidi="ar"/>
+          <w:lang/>
         </w:rPr>
         <w:t> </w:t>
       </w:r>
@@ -761,7 +747,7 @@
           <w:rFonts w:ascii="Times New Roman" w:eastAsia="SimSun" w:hAnsi="Times New Roman" w:cs="Times New Roman"/>
           <w:sz w:val="28"/>
           <w:szCs w:val="28"/>
-          <w:lang w:val="ru-RU" w:bidi="ar"/>
+          <w:lang w:val="ru-RU"/>
         </w:rPr>
         <w:t xml:space="preserve">— это свободный, с открытым исходным кодом редактор онтологий, основанный на стандартах </w:t>
       </w:r>
@@ -770,7 +756,7 @@
           <w:rFonts w:ascii="Times New Roman" w:eastAsia="SimSun" w:hAnsi="Times New Roman" w:cs="Times New Roman"/>
           <w:sz w:val="28"/>
           <w:szCs w:val="28"/>
-          <w:lang w:bidi="ar"/>
+          <w:lang/>
         </w:rPr>
         <w:t>Semantic</w:t>
       </w:r>
@@ -779,7 +765,7 @@
           <w:rFonts w:ascii="Times New Roman" w:eastAsia="SimSun" w:hAnsi="Times New Roman" w:cs="Times New Roman"/>
           <w:sz w:val="28"/>
           <w:szCs w:val="28"/>
-          <w:lang w:val="ru-RU" w:bidi="ar"/>
+          <w:lang w:val="ru-RU"/>
         </w:rPr>
         <w:t xml:space="preserve"> </w:t>
       </w:r>
@@ -788,7 +774,7 @@
           <w:rFonts w:ascii="Times New Roman" w:eastAsia="SimSun" w:hAnsi="Times New Roman" w:cs="Times New Roman"/>
           <w:sz w:val="28"/>
           <w:szCs w:val="28"/>
-          <w:lang w:bidi="ar"/>
+          <w:lang/>
         </w:rPr>
         <w:t>Web</w:t>
       </w:r>
@@ -797,7 +783,7 @@
           <w:rFonts w:ascii="Times New Roman" w:eastAsia="SimSun" w:hAnsi="Times New Roman" w:cs="Times New Roman"/>
           <w:sz w:val="28"/>
           <w:szCs w:val="28"/>
-          <w:lang w:val="ru-RU" w:bidi="ar"/>
+          <w:lang w:val="ru-RU"/>
         </w:rPr>
         <w:t xml:space="preserve"> (</w:t>
       </w:r>
@@ -806,7 +792,7 @@
           <w:rFonts w:ascii="Times New Roman" w:eastAsia="SimSun" w:hAnsi="Times New Roman" w:cs="Times New Roman"/>
           <w:sz w:val="28"/>
           <w:szCs w:val="28"/>
-          <w:lang w:bidi="ar"/>
+          <w:lang/>
         </w:rPr>
         <w:t>RDF</w:t>
       </w:r>
@@ -815,7 +801,7 @@
           <w:rFonts w:ascii="Times New Roman" w:eastAsia="SimSun" w:hAnsi="Times New Roman" w:cs="Times New Roman"/>
           <w:sz w:val="28"/>
           <w:szCs w:val="28"/>
-          <w:lang w:val="ru-RU" w:bidi="ar"/>
+          <w:lang w:val="ru-RU"/>
         </w:rPr>
         <w:t xml:space="preserve">, </w:t>
       </w:r>
@@ -824,7 +810,7 @@
           <w:rFonts w:ascii="Times New Roman" w:eastAsia="SimSun" w:hAnsi="Times New Roman" w:cs="Times New Roman"/>
           <w:sz w:val="28"/>
           <w:szCs w:val="28"/>
-          <w:lang w:bidi="ar"/>
+          <w:lang/>
         </w:rPr>
         <w:t>OWL</w:t>
       </w:r>
@@ -833,7 +819,7 @@
           <w:rFonts w:ascii="Times New Roman" w:eastAsia="SimSun" w:hAnsi="Times New Roman" w:cs="Times New Roman"/>
           <w:sz w:val="28"/>
           <w:szCs w:val="28"/>
-          <w:lang w:val="ru-RU" w:bidi="ar"/>
+          <w:lang w:val="ru-RU"/>
         </w:rPr>
         <w:t>). Он позволяет визуально и декларативно описывать классы, свойства и индивиды.</w:t>
       </w:r>
@@ -842,7 +828,7 @@
           <w:rFonts w:ascii="Times New Roman" w:eastAsia="SimSun" w:hAnsi="Times New Roman" w:cs="Times New Roman"/>
           <w:sz w:val="28"/>
           <w:szCs w:val="28"/>
-          <w:lang w:val="ru-RU" w:bidi="ar"/>
+          <w:lang w:val="ru-RU"/>
         </w:rPr>
         <w:br/>
       </w:r>
@@ -851,7 +837,7 @@
           <w:rFonts w:ascii="Times New Roman" w:eastAsia="SimSun" w:hAnsi="Times New Roman" w:cs="Times New Roman"/>
           <w:sz w:val="28"/>
           <w:szCs w:val="28"/>
-          <w:lang w:val="ru-RU" w:bidi="ar"/>
+          <w:lang w:val="ru-RU"/>
         </w:rPr>
         <w:br/>
       </w:r>
@@ -862,7 +848,7 @@
           <w:bCs/>
           <w:sz w:val="28"/>
           <w:szCs w:val="28"/>
-          <w:lang w:bidi="ar"/>
+          <w:lang/>
         </w:rPr>
         <w:t>Neo</w:t>
       </w:r>
@@ -873,7 +859,7 @@
           <w:bCs/>
           <w:sz w:val="28"/>
           <w:szCs w:val="28"/>
-          <w:lang w:val="ru-RU" w:bidi="ar"/>
+          <w:lang w:val="ru-RU"/>
         </w:rPr>
         <w:t>4</w:t>
       </w:r>
@@ -884,7 +870,7 @@
           <w:bCs/>
           <w:sz w:val="28"/>
           <w:szCs w:val="28"/>
-          <w:lang w:bidi="ar"/>
+          <w:lang/>
         </w:rPr>
         <w:t>j</w:t>
       </w:r>
@@ -893,7 +879,7 @@
           <w:rFonts w:ascii="Times New Roman" w:eastAsia="SimSun" w:hAnsi="Times New Roman" w:cs="Times New Roman"/>
           <w:sz w:val="28"/>
           <w:szCs w:val="28"/>
-          <w:lang w:bidi="ar"/>
+          <w:lang/>
         </w:rPr>
         <w:t> </w:t>
       </w:r>
@@ -902,7 +888,7 @@
           <w:rFonts w:ascii="Times New Roman" w:eastAsia="SimSun" w:hAnsi="Times New Roman" w:cs="Times New Roman"/>
           <w:sz w:val="28"/>
           <w:szCs w:val="28"/>
-          <w:lang w:val="ru-RU" w:bidi="ar"/>
+          <w:lang w:val="ru-RU"/>
         </w:rPr>
         <w:t xml:space="preserve">— это </w:t>
       </w:r>
@@ -912,7 +898,7 @@
           <w:rFonts w:ascii="Times New Roman" w:eastAsia="SimSun" w:hAnsi="Times New Roman" w:cs="Times New Roman"/>
           <w:sz w:val="28"/>
           <w:szCs w:val="28"/>
-          <w:lang w:val="ru-RU" w:bidi="ar"/>
+          <w:lang w:val="ru-RU"/>
         </w:rPr>
         <w:t>графовая</w:t>
       </w:r>
@@ -922,7 +908,7 @@
           <w:rFonts w:ascii="Times New Roman" w:eastAsia="SimSun" w:hAnsi="Times New Roman" w:cs="Times New Roman"/>
           <w:sz w:val="28"/>
           <w:szCs w:val="28"/>
-          <w:lang w:val="ru-RU" w:bidi="ar"/>
+          <w:lang w:val="ru-RU"/>
         </w:rPr>
         <w:t xml:space="preserve"> система управления базами данных, которая использует модель данных в виде графов, состоящих из узлов, отношений и их свойств. Язык запросов — </w:t>
       </w:r>
@@ -931,7 +917,7 @@
           <w:rFonts w:ascii="Times New Roman" w:eastAsia="SimSun" w:hAnsi="Times New Roman" w:cs="Times New Roman"/>
           <w:sz w:val="28"/>
           <w:szCs w:val="28"/>
-          <w:lang w:bidi="ar"/>
+          <w:lang/>
         </w:rPr>
         <w:t>Cypher</w:t>
       </w:r>
@@ -940,7 +926,7 @@
           <w:rFonts w:ascii="Times New Roman" w:eastAsia="SimSun" w:hAnsi="Times New Roman" w:cs="Times New Roman"/>
           <w:sz w:val="28"/>
           <w:szCs w:val="28"/>
-          <w:lang w:val="ru-RU" w:bidi="ar"/>
+          <w:lang w:val="ru-RU"/>
         </w:rPr>
         <w:t>.</w:t>
       </w:r>
@@ -949,7 +935,7 @@
           <w:rFonts w:ascii="Times New Roman" w:eastAsia="SimSun" w:hAnsi="Times New Roman" w:cs="Times New Roman"/>
           <w:sz w:val="28"/>
           <w:szCs w:val="28"/>
-          <w:lang w:val="ru-RU" w:bidi="ar"/>
+          <w:lang w:val="ru-RU"/>
         </w:rPr>
         <w:br/>
       </w:r>
@@ -958,7 +944,7 @@
           <w:rFonts w:ascii="Times New Roman" w:eastAsia="SimSun" w:hAnsi="Times New Roman" w:cs="Times New Roman"/>
           <w:sz w:val="28"/>
           <w:szCs w:val="28"/>
-          <w:lang w:val="ru-RU" w:bidi="ar"/>
+          <w:lang w:val="ru-RU"/>
         </w:rPr>
         <w:br/>
         <w:t>---</w:t>
@@ -968,7 +954,7 @@
           <w:rFonts w:ascii="Times New Roman" w:eastAsia="SimSun" w:hAnsi="Times New Roman" w:cs="Times New Roman"/>
           <w:sz w:val="28"/>
           <w:szCs w:val="28"/>
-          <w:lang w:val="ru-RU" w:bidi="ar"/>
+          <w:lang w:val="ru-RU"/>
         </w:rPr>
         <w:br/>
       </w:r>
@@ -977,7 +963,7 @@
           <w:rFonts w:ascii="Times New Roman" w:eastAsia="SimSun" w:hAnsi="Times New Roman" w:cs="Times New Roman"/>
           <w:sz w:val="28"/>
           <w:szCs w:val="28"/>
-          <w:lang w:val="ru-RU" w:bidi="ar"/>
+          <w:lang w:val="ru-RU"/>
         </w:rPr>
         <w:br/>
       </w:r>
@@ -988,7 +974,7 @@
           <w:bCs/>
           <w:sz w:val="28"/>
           <w:szCs w:val="28"/>
-          <w:lang w:val="ru-RU" w:bidi="ar"/>
+          <w:lang w:val="ru-RU"/>
         </w:rPr>
         <w:t>2. Практическая часть</w:t>
       </w:r>
@@ -997,7 +983,7 @@
           <w:rFonts w:ascii="Times New Roman" w:eastAsia="SimSun" w:hAnsi="Times New Roman" w:cs="Times New Roman"/>
           <w:sz w:val="28"/>
           <w:szCs w:val="28"/>
-          <w:lang w:val="ru-RU" w:bidi="ar"/>
+          <w:lang w:val="ru-RU"/>
         </w:rPr>
         <w:br/>
         <w:t xml:space="preserve"> </w:t>
@@ -1009,7 +995,7 @@
           <w:bCs/>
           <w:sz w:val="28"/>
           <w:szCs w:val="28"/>
-          <w:lang w:val="ru-RU" w:bidi="ar"/>
+          <w:lang w:val="ru-RU"/>
         </w:rPr>
         <w:t xml:space="preserve">2.1. Создание онтологической модели в </w:t>
       </w:r>
@@ -1020,7 +1006,7 @@
           <w:bCs/>
           <w:sz w:val="28"/>
           <w:szCs w:val="28"/>
-          <w:lang w:bidi="ar"/>
+          <w:lang/>
         </w:rPr>
         <w:t>Protege</w:t>
       </w:r>
@@ -1029,7 +1015,7 @@
           <w:rFonts w:ascii="Times New Roman" w:eastAsia="SimSun" w:hAnsi="Times New Roman" w:cs="Times New Roman"/>
           <w:sz w:val="28"/>
           <w:szCs w:val="28"/>
-          <w:lang w:val="ru-RU" w:bidi="ar"/>
+          <w:lang w:val="ru-RU"/>
         </w:rPr>
         <w:br/>
       </w:r>
@@ -1038,7 +1024,7 @@
           <w:rFonts w:ascii="Times New Roman" w:eastAsia="SimSun" w:hAnsi="Times New Roman" w:cs="Times New Roman"/>
           <w:sz w:val="28"/>
           <w:szCs w:val="28"/>
-          <w:lang w:val="ru-RU" w:bidi="ar"/>
+          <w:lang w:val="ru-RU"/>
         </w:rPr>
         <w:br/>
       </w:r>
@@ -1049,7 +1035,7 @@
           <w:bCs/>
           <w:sz w:val="28"/>
           <w:szCs w:val="28"/>
-          <w:lang w:val="ru-RU" w:bidi="ar"/>
+          <w:lang w:val="ru-RU"/>
         </w:rPr>
         <w:t>Шаги выполнения:</w:t>
       </w:r>
@@ -1058,7 +1044,7 @@
           <w:rFonts w:ascii="Times New Roman" w:eastAsia="SimSun" w:hAnsi="Times New Roman" w:cs="Times New Roman"/>
           <w:sz w:val="28"/>
           <w:szCs w:val="28"/>
-          <w:lang w:val="ru-RU" w:bidi="ar"/>
+          <w:lang w:val="ru-RU"/>
         </w:rPr>
         <w:br/>
       </w:r>
@@ -1067,7 +1053,7 @@
           <w:rFonts w:ascii="Times New Roman" w:eastAsia="SimSun" w:hAnsi="Times New Roman" w:cs="Times New Roman"/>
           <w:sz w:val="28"/>
           <w:szCs w:val="28"/>
-          <w:lang w:val="ru-RU" w:bidi="ar"/>
+          <w:lang w:val="ru-RU"/>
         </w:rPr>
         <w:br/>
       </w:r>
@@ -1078,7 +1064,7 @@
           <w:bCs/>
           <w:sz w:val="28"/>
           <w:szCs w:val="28"/>
-          <w:lang w:val="ru-RU" w:bidi="ar"/>
+          <w:lang w:val="ru-RU"/>
         </w:rPr>
         <w:t>1. Определение классов (</w:t>
       </w:r>
@@ -1089,7 +1075,7 @@
           <w:bCs/>
           <w:sz w:val="28"/>
           <w:szCs w:val="28"/>
-          <w:lang w:bidi="ar"/>
+          <w:lang/>
         </w:rPr>
         <w:t>Classes</w:t>
       </w:r>
@@ -1100,7 +1086,7 @@
           <w:bCs/>
           <w:sz w:val="28"/>
           <w:szCs w:val="28"/>
-          <w:lang w:val="ru-RU" w:bidi="ar"/>
+          <w:lang w:val="ru-RU"/>
         </w:rPr>
         <w:t>):</w:t>
       </w:r>
@@ -1109,7 +1095,7 @@
           <w:rFonts w:ascii="Times New Roman" w:eastAsia="SimSun" w:hAnsi="Times New Roman" w:cs="Times New Roman"/>
           <w:sz w:val="28"/>
           <w:szCs w:val="28"/>
-          <w:lang w:val="ru-RU" w:bidi="ar"/>
+          <w:lang w:val="ru-RU"/>
         </w:rPr>
         <w:br/>
         <w:t>Были созданы следующие основные классы, представляющие ключевые компоненты ПК:</w:t>
@@ -1119,18 +1105,9 @@
           <w:rFonts w:ascii="Times New Roman" w:eastAsia="SimSun" w:hAnsi="Times New Roman" w:cs="Times New Roman"/>
           <w:sz w:val="28"/>
           <w:szCs w:val="28"/>
-          <w:lang w:val="ru-RU" w:bidi="ar"/>
+          <w:lang w:val="ru-RU"/>
         </w:rPr>
         <w:br/>
-      </w:r>
-      <w:proofErr w:type="gramStart"/>
-      <w:r>
-        <w:rPr>
-          <w:rFonts w:ascii="Times New Roman" w:eastAsia="SimSun" w:hAnsi="Times New Roman" w:cs="Times New Roman"/>
-          <w:sz w:val="28"/>
-          <w:szCs w:val="28"/>
-          <w:lang w:val="ru-RU" w:bidi="ar"/>
-        </w:rPr>
         <w:t>1)</w:t>
       </w:r>
       <w:r>
@@ -1141,7 +1118,6 @@
         </w:rPr>
         <w:t>owl</w:t>
       </w:r>
-      <w:proofErr w:type="gramEnd"/>
       <w:r>
         <w:rPr>
           <w:rFonts w:ascii="Times New Roman" w:eastAsia="SimSun" w:hAnsi="Times New Roman" w:cs="Times New Roman"/>
@@ -1219,7 +1195,7 @@
           <w:rFonts w:ascii="Times New Roman" w:eastAsia="SimSun" w:hAnsi="Times New Roman" w:cs="Times New Roman"/>
           <w:sz w:val="28"/>
           <w:szCs w:val="28"/>
-          <w:lang w:val="ru-RU" w:bidi="ar"/>
+          <w:lang w:val="ru-RU"/>
         </w:rPr>
         <w:t>Корпус</w:t>
       </w:r>
@@ -1242,7 +1218,7 @@
           <w:rFonts w:ascii="Times New Roman" w:eastAsia="SimSun" w:hAnsi="Times New Roman" w:cs="Times New Roman"/>
           <w:sz w:val="28"/>
           <w:szCs w:val="28"/>
-          <w:lang w:val="ru-RU" w:bidi="ar"/>
+          <w:lang w:val="ru-RU"/>
         </w:rPr>
         <w:t>Материнская плата</w:t>
       </w:r>
@@ -1265,7 +1241,7 @@
           <w:rFonts w:ascii="Times New Roman" w:eastAsia="SimSun" w:hAnsi="Times New Roman" w:cs="Times New Roman"/>
           <w:sz w:val="28"/>
           <w:szCs w:val="28"/>
-          <w:lang w:val="ru-RU" w:bidi="ar"/>
+          <w:lang w:val="ru-RU"/>
         </w:rPr>
         <w:t>Видеокарта</w:t>
       </w:r>
@@ -1288,7 +1264,7 @@
           <w:rFonts w:ascii="Times New Roman" w:eastAsia="SimSun" w:hAnsi="Times New Roman" w:cs="Times New Roman"/>
           <w:sz w:val="28"/>
           <w:szCs w:val="28"/>
-          <w:lang w:val="ru-RU" w:bidi="ar"/>
+          <w:lang w:val="ru-RU"/>
         </w:rPr>
         <w:t>Память</w:t>
       </w:r>
@@ -1312,7 +1288,7 @@
           <w:rFonts w:ascii="Times New Roman" w:eastAsia="SimSun" w:hAnsi="Times New Roman" w:cs="Times New Roman"/>
           <w:sz w:val="28"/>
           <w:szCs w:val="28"/>
-          <w:lang w:val="ru-RU" w:bidi="ar"/>
+          <w:lang w:val="ru-RU"/>
         </w:rPr>
         <w:t>Процессор</w:t>
       </w:r>
@@ -1321,7 +1297,7 @@
           <w:rFonts w:ascii="Times New Roman" w:eastAsia="SimSun" w:hAnsi="Times New Roman" w:cs="Times New Roman"/>
           <w:sz w:val="28"/>
           <w:szCs w:val="28"/>
-          <w:lang w:val="ru-RU" w:bidi="ar"/>
+          <w:lang w:val="ru-RU"/>
         </w:rPr>
         <w:br/>
       </w:r>
@@ -1330,7 +1306,7 @@
           <w:rFonts w:ascii="Times New Roman" w:eastAsia="SimSun" w:hAnsi="Times New Roman" w:cs="Times New Roman"/>
           <w:sz w:val="28"/>
           <w:szCs w:val="28"/>
-          <w:lang w:val="ru-RU" w:bidi="ar"/>
+          <w:lang w:val="ru-RU"/>
         </w:rPr>
         <w:br/>
       </w:r>
@@ -1341,7 +1317,7 @@
           <w:bCs/>
           <w:sz w:val="28"/>
           <w:szCs w:val="28"/>
-          <w:lang w:val="ru-RU" w:bidi="ar"/>
+          <w:lang w:val="ru-RU"/>
         </w:rPr>
         <w:t>2. Определение объектных свойств (</w:t>
       </w:r>
@@ -1352,7 +1328,7 @@
           <w:bCs/>
           <w:sz w:val="28"/>
           <w:szCs w:val="28"/>
-          <w:lang w:bidi="ar"/>
+          <w:lang/>
         </w:rPr>
         <w:t>Object</w:t>
       </w:r>
@@ -1363,7 +1339,7 @@
           <w:bCs/>
           <w:sz w:val="28"/>
           <w:szCs w:val="28"/>
-          <w:lang w:val="ru-RU" w:bidi="ar"/>
+          <w:lang w:val="ru-RU"/>
         </w:rPr>
         <w:t xml:space="preserve"> </w:t>
       </w:r>
@@ -1374,7 +1350,7 @@
           <w:bCs/>
           <w:sz w:val="28"/>
           <w:szCs w:val="28"/>
-          <w:lang w:bidi="ar"/>
+          <w:lang/>
         </w:rPr>
         <w:t>Properties</w:t>
       </w:r>
@@ -1385,7 +1361,7 @@
           <w:bCs/>
           <w:sz w:val="28"/>
           <w:szCs w:val="28"/>
-          <w:lang w:val="ru-RU" w:bidi="ar"/>
+          <w:lang w:val="ru-RU"/>
         </w:rPr>
         <w:t>):</w:t>
       </w:r>
@@ -1394,7 +1370,7 @@
           <w:rFonts w:ascii="Times New Roman" w:eastAsia="SimSun" w:hAnsi="Times New Roman" w:cs="Times New Roman"/>
           <w:sz w:val="28"/>
           <w:szCs w:val="28"/>
-          <w:lang w:val="ru-RU" w:bidi="ar"/>
+          <w:lang w:val="ru-RU"/>
         </w:rPr>
         <w:br/>
         <w:t>Были созданы свойства, описывающие отношения между компонентами:</w:t>
@@ -1407,15 +1383,15 @@
           <w:rFonts w:ascii="Times New Roman" w:eastAsia="SimSun" w:hAnsi="Times New Roman" w:cs="Times New Roman"/>
           <w:sz w:val="28"/>
           <w:szCs w:val="28"/>
-          <w:lang w:val="ru-RU" w:bidi="ar"/>
-        </w:rPr>
-      </w:pPr>
-      <w:r>
-        <w:rPr>
-          <w:rFonts w:ascii="Times New Roman" w:eastAsia="SimSun" w:hAnsi="Times New Roman" w:cs="Times New Roman"/>
-          <w:sz w:val="28"/>
-          <w:szCs w:val="28"/>
-          <w:lang w:val="ru-RU" w:bidi="ar"/>
+          <w:lang w:val="ru-RU"/>
+        </w:rPr>
+      </w:pPr>
+      <w:r>
+        <w:rPr>
+          <w:rFonts w:ascii="Times New Roman" w:eastAsia="SimSun" w:hAnsi="Times New Roman" w:cs="Times New Roman"/>
+          <w:sz w:val="28"/>
+          <w:szCs w:val="28"/>
+          <w:lang w:val="ru-RU"/>
         </w:rPr>
         <w:t xml:space="preserve"> </w:t>
       </w:r>
@@ -1435,7 +1411,7 @@
           <w:rFonts w:ascii="Times New Roman" w:eastAsia="SimSun" w:hAnsi="Times New Roman" w:cs="Times New Roman"/>
           <w:sz w:val="28"/>
           <w:szCs w:val="28"/>
-          <w:lang w:val="ru-RU" w:bidi="ar"/>
+          <w:lang w:val="ru-RU"/>
         </w:rPr>
         <w:lastRenderedPageBreak/>
         <w:t>1)</w:t>
@@ -1550,7 +1526,7 @@
           <w:rFonts w:ascii="Times New Roman" w:eastAsia="SimSun" w:hAnsi="Times New Roman" w:cs="Times New Roman"/>
           <w:sz w:val="28"/>
           <w:szCs w:val="28"/>
-          <w:lang w:val="ru-RU" w:bidi="ar"/>
+          <w:lang w:val="ru-RU"/>
         </w:rPr>
         <w:br/>
         <w:t xml:space="preserve"> </w:t>
@@ -1578,17 +1554,17 @@
           <w:rFonts w:ascii="Times New Roman" w:eastAsia="SimSun" w:hAnsi="Times New Roman" w:cs="Times New Roman"/>
           <w:sz w:val="28"/>
           <w:szCs w:val="28"/>
-          <w:lang w:val="ru-RU" w:bidi="ar"/>
-        </w:rPr>
-      </w:pPr>
-      <w:r>
-        <w:rPr>
-          <w:rFonts w:ascii="Times New Roman" w:eastAsia="SimSun" w:hAnsi="Times New Roman" w:cs="Times New Roman"/>
-          <w:b/>
-          <w:bCs/>
-          <w:sz w:val="28"/>
-          <w:szCs w:val="28"/>
-          <w:lang w:val="ru-RU" w:bidi="ar"/>
+          <w:lang w:val="ru-RU"/>
+        </w:rPr>
+      </w:pPr>
+      <w:r>
+        <w:rPr>
+          <w:rFonts w:ascii="Times New Roman" w:eastAsia="SimSun" w:hAnsi="Times New Roman" w:cs="Times New Roman"/>
+          <w:b/>
+          <w:bCs/>
+          <w:sz w:val="28"/>
+          <w:szCs w:val="28"/>
+          <w:lang w:val="ru-RU"/>
         </w:rPr>
         <w:t>Определение свойств данных (</w:t>
       </w:r>
@@ -1599,7 +1575,7 @@
           <w:bCs/>
           <w:sz w:val="28"/>
           <w:szCs w:val="28"/>
-          <w:lang w:bidi="ar"/>
+          <w:lang/>
         </w:rPr>
         <w:t>Data</w:t>
       </w:r>
@@ -1610,7 +1586,7 @@
           <w:bCs/>
           <w:sz w:val="28"/>
           <w:szCs w:val="28"/>
-          <w:lang w:val="ru-RU" w:bidi="ar"/>
+          <w:lang w:val="ru-RU"/>
         </w:rPr>
         <w:t xml:space="preserve"> </w:t>
       </w:r>
@@ -1621,7 +1597,7 @@
           <w:bCs/>
           <w:sz w:val="28"/>
           <w:szCs w:val="28"/>
-          <w:lang w:bidi="ar"/>
+          <w:lang/>
         </w:rPr>
         <w:t>Properties</w:t>
       </w:r>
@@ -1632,7 +1608,7 @@
           <w:bCs/>
           <w:sz w:val="28"/>
           <w:szCs w:val="28"/>
-          <w:lang w:val="ru-RU" w:bidi="ar"/>
+          <w:lang w:val="ru-RU"/>
         </w:rPr>
         <w:t>):</w:t>
       </w:r>
@@ -1641,7 +1617,7 @@
           <w:rFonts w:ascii="Times New Roman" w:eastAsia="SimSun" w:hAnsi="Times New Roman" w:cs="Times New Roman"/>
           <w:sz w:val="28"/>
           <w:szCs w:val="28"/>
-          <w:lang w:val="ru-RU" w:bidi="ar"/>
+          <w:lang w:val="ru-RU"/>
         </w:rPr>
         <w:br/>
         <w:t>Для описания характеристик компонентов были созданы свойства:</w:t>
@@ -1651,7 +1627,7 @@
           <w:rFonts w:ascii="Times New Roman" w:eastAsia="SimSun" w:hAnsi="Times New Roman" w:cs="Times New Roman"/>
           <w:sz w:val="28"/>
           <w:szCs w:val="28"/>
-          <w:lang w:val="ru-RU" w:bidi="ar"/>
+          <w:lang w:val="ru-RU"/>
         </w:rPr>
         <w:br/>
         <w:t xml:space="preserve">1) </w:t>
@@ -1661,7 +1637,7 @@
           <w:rFonts w:ascii="Times New Roman" w:eastAsia="SimSun" w:hAnsi="Times New Roman" w:cs="Times New Roman"/>
           <w:sz w:val="28"/>
           <w:szCs w:val="28"/>
-          <w:lang w:val="ru-RU" w:bidi="ar"/>
+          <w:lang w:val="ru-RU"/>
         </w:rPr>
         <w:t xml:space="preserve">Цена - </w:t>
       </w:r>
@@ -1671,7 +1647,7 @@
           <w:rFonts w:ascii="Times New Roman" w:eastAsia="SimSun" w:hAnsi="Times New Roman" w:cs="Times New Roman"/>
           <w:sz w:val="28"/>
           <w:szCs w:val="28"/>
-          <w:lang w:bidi="ar"/>
+          <w:lang/>
         </w:rPr>
         <w:t>xsd</w:t>
       </w:r>
@@ -1681,19 +1657,21 @@
           <w:rFonts w:ascii="Times New Roman" w:eastAsia="SimSun" w:hAnsi="Times New Roman" w:cs="Times New Roman"/>
           <w:sz w:val="28"/>
           <w:szCs w:val="28"/>
-          <w:lang w:val="ru-RU" w:bidi="ar"/>
+          <w:lang w:val="ru-RU"/>
         </w:rPr>
         <w:t>:</w:t>
       </w:r>
-      <w:r>
-        <w:rPr>
-          <w:rFonts w:ascii="Times New Roman" w:eastAsia="SimSun" w:hAnsi="Times New Roman" w:cs="Times New Roman"/>
-          <w:sz w:val="28"/>
-          <w:szCs w:val="28"/>
-          <w:lang w:bidi="ar"/>
+      <w:proofErr w:type="spellStart"/>
+      <w:r>
+        <w:rPr>
+          <w:rFonts w:ascii="Times New Roman" w:eastAsia="SimSun" w:hAnsi="Times New Roman" w:cs="Times New Roman"/>
+          <w:sz w:val="28"/>
+          <w:szCs w:val="28"/>
+          <w:lang/>
         </w:rPr>
         <w:t>int</w:t>
       </w:r>
+      <w:proofErr w:type="spellEnd"/>
     </w:p>
     <w:p>
       <w:pPr>
@@ -1706,31 +1684,29 @@
           <w:rFonts w:ascii="Times New Roman" w:eastAsia="SimSun" w:hAnsi="Times New Roman" w:cs="Times New Roman"/>
           <w:sz w:val="28"/>
           <w:szCs w:val="28"/>
-          <w:lang w:val="ru-RU" w:bidi="ar"/>
-        </w:rPr>
-      </w:pPr>
-      <w:r>
-        <w:rPr>
-          <w:rFonts w:ascii="Times New Roman" w:eastAsia="SimSun" w:hAnsi="Times New Roman" w:cs="Times New Roman"/>
-          <w:sz w:val="28"/>
-          <w:szCs w:val="28"/>
-          <w:lang w:val="ru-RU" w:bidi="ar"/>
+          <w:lang w:val="ru-RU"/>
+        </w:rPr>
+      </w:pPr>
+      <w:r>
+        <w:rPr>
+          <w:rFonts w:ascii="Times New Roman" w:eastAsia="SimSun" w:hAnsi="Times New Roman" w:cs="Times New Roman"/>
+          <w:sz w:val="28"/>
+          <w:szCs w:val="28"/>
+          <w:lang w:val="ru-RU"/>
         </w:rPr>
         <w:t xml:space="preserve">Название - </w:t>
       </w:r>
       <w:proofErr w:type="spellStart"/>
-      <w:proofErr w:type="gramStart"/>
-      <w:r>
-        <w:rPr>
-          <w:rFonts w:ascii="Times New Roman" w:eastAsia="SimSun" w:hAnsi="Times New Roman" w:cs="Times New Roman"/>
-          <w:sz w:val="28"/>
-          <w:szCs w:val="28"/>
-          <w:lang w:bidi="ar"/>
+      <w:r>
+        <w:rPr>
+          <w:rFonts w:ascii="Times New Roman" w:eastAsia="SimSun" w:hAnsi="Times New Roman" w:cs="Times New Roman"/>
+          <w:sz w:val="28"/>
+          <w:szCs w:val="28"/>
+          <w:lang/>
         </w:rPr>
         <w:t>xsd:string</w:t>
       </w:r>
       <w:proofErr w:type="spellEnd"/>
-      <w:proofErr w:type="gramEnd"/>
     </w:p>
     <w:p>
       <w:pPr>
@@ -1739,15 +1715,15 @@
           <w:rFonts w:ascii="Times New Roman" w:eastAsia="SimSun" w:hAnsi="Times New Roman" w:cs="Times New Roman"/>
           <w:sz w:val="28"/>
           <w:szCs w:val="28"/>
-          <w:lang w:val="ru-RU" w:bidi="ar"/>
-        </w:rPr>
-      </w:pPr>
-      <w:r>
-        <w:rPr>
-          <w:rFonts w:ascii="Times New Roman" w:eastAsia="SimSun" w:hAnsi="Times New Roman" w:cs="Times New Roman"/>
-          <w:sz w:val="28"/>
-          <w:szCs w:val="28"/>
-          <w:lang w:val="ru-RU" w:bidi="ar"/>
+          <w:lang w:val="ru-RU"/>
+        </w:rPr>
+      </w:pPr>
+      <w:r>
+        <w:rPr>
+          <w:rFonts w:ascii="Times New Roman" w:eastAsia="SimSun" w:hAnsi="Times New Roman" w:cs="Times New Roman"/>
+          <w:sz w:val="28"/>
+          <w:szCs w:val="28"/>
+          <w:lang w:val="ru-RU"/>
         </w:rPr>
         <w:br/>
       </w:r>
@@ -1758,7 +1734,7 @@
           <w:bCs/>
           <w:sz w:val="28"/>
           <w:szCs w:val="28"/>
-          <w:lang w:val="ru-RU" w:bidi="ar"/>
+          <w:lang w:val="ru-RU"/>
         </w:rPr>
         <w:t>4. Создание индивидов (</w:t>
       </w:r>
@@ -1769,7 +1745,7 @@
           <w:bCs/>
           <w:sz w:val="28"/>
           <w:szCs w:val="28"/>
-          <w:lang w:bidi="ar"/>
+          <w:lang/>
         </w:rPr>
         <w:t>Individuals</w:t>
       </w:r>
@@ -1780,7 +1756,7 @@
           <w:bCs/>
           <w:sz w:val="28"/>
           <w:szCs w:val="28"/>
-          <w:lang w:val="ru-RU" w:bidi="ar"/>
+          <w:lang w:val="ru-RU"/>
         </w:rPr>
         <w:t>):</w:t>
       </w:r>
@@ -1791,7 +1767,7 @@
           <w:bCs/>
           <w:sz w:val="28"/>
           <w:szCs w:val="28"/>
-          <w:lang w:val="ru-RU" w:bidi="ar"/>
+          <w:lang w:val="ru-RU"/>
         </w:rPr>
         <w:br/>
       </w:r>
@@ -1800,7 +1776,7 @@
           <w:rFonts w:ascii="Times New Roman" w:eastAsia="SimSun" w:hAnsi="Times New Roman" w:cs="Times New Roman"/>
           <w:sz w:val="28"/>
           <w:szCs w:val="28"/>
-          <w:lang w:val="ru-RU" w:bidi="ar"/>
+          <w:lang w:val="ru-RU"/>
         </w:rPr>
         <w:t>Были созданы экземпляры компонентов:</w:t>
       </w:r>
@@ -1809,7 +1785,7 @@
           <w:rFonts w:ascii="Times New Roman" w:eastAsia="SimSun" w:hAnsi="Times New Roman" w:cs="Times New Roman"/>
           <w:sz w:val="28"/>
           <w:szCs w:val="28"/>
-          <w:lang w:val="ru-RU" w:bidi="ar"/>
+          <w:lang w:val="ru-RU"/>
         </w:rPr>
         <w:br/>
       </w:r>
@@ -1820,7 +1796,7 @@
           <w:bCs/>
           <w:sz w:val="28"/>
           <w:szCs w:val="28"/>
-          <w:lang w:val="ru-RU" w:bidi="ar"/>
+          <w:lang w:val="ru-RU"/>
         </w:rPr>
         <w:t>Процессоры</w:t>
       </w:r>
@@ -1831,7 +1807,7 @@
           <w:bCs/>
           <w:sz w:val="28"/>
           <w:szCs w:val="28"/>
-          <w:lang w:val="ru-RU" w:bidi="ar"/>
+          <w:lang w:val="ru-RU"/>
         </w:rPr>
         <w:t>:</w:t>
       </w:r>
@@ -1840,25 +1816,27 @@
           <w:rFonts w:ascii="Times New Roman" w:eastAsia="SimSun" w:hAnsi="Times New Roman" w:cs="Times New Roman"/>
           <w:sz w:val="28"/>
           <w:szCs w:val="28"/>
-          <w:lang w:val="ru-RU" w:bidi="ar"/>
+          <w:lang w:val="ru-RU"/>
         </w:rPr>
         <w:t xml:space="preserve"> </w:t>
       </w:r>
-      <w:r>
-        <w:rPr>
-          <w:rFonts w:ascii="Times New Roman" w:eastAsia="SimSun" w:hAnsi="Times New Roman" w:cs="Times New Roman"/>
-          <w:sz w:val="28"/>
-          <w:szCs w:val="28"/>
-          <w:lang w:bidi="ar"/>
+      <w:proofErr w:type="spellStart"/>
+      <w:r>
+        <w:rPr>
+          <w:rFonts w:ascii="Times New Roman" w:eastAsia="SimSun" w:hAnsi="Times New Roman" w:cs="Times New Roman"/>
+          <w:sz w:val="28"/>
+          <w:szCs w:val="28"/>
+          <w:lang/>
         </w:rPr>
         <w:t>intel</w:t>
       </w:r>
-      <w:r>
-        <w:rPr>
-          <w:rFonts w:ascii="Times New Roman" w:eastAsia="SimSun" w:hAnsi="Times New Roman" w:cs="Times New Roman"/>
-          <w:sz w:val="28"/>
-          <w:szCs w:val="28"/>
-          <w:lang w:val="ru-RU" w:bidi="ar"/>
+      <w:proofErr w:type="spellEnd"/>
+      <w:r>
+        <w:rPr>
+          <w:rFonts w:ascii="Times New Roman" w:eastAsia="SimSun" w:hAnsi="Times New Roman" w:cs="Times New Roman"/>
+          <w:sz w:val="28"/>
+          <w:szCs w:val="28"/>
+          <w:lang w:val="ru-RU"/>
         </w:rPr>
         <w:t xml:space="preserve"> </w:t>
       </w:r>
@@ -1868,7 +1846,7 @@
           <w:rFonts w:ascii="Times New Roman" w:eastAsia="SimSun" w:hAnsi="Times New Roman" w:cs="Times New Roman"/>
           <w:sz w:val="28"/>
           <w:szCs w:val="28"/>
-          <w:lang w:bidi="ar"/>
+          <w:lang/>
         </w:rPr>
         <w:t>i</w:t>
       </w:r>
@@ -1878,7 +1856,7 @@
           <w:rFonts w:ascii="Times New Roman" w:eastAsia="SimSun" w:hAnsi="Times New Roman" w:cs="Times New Roman"/>
           <w:sz w:val="28"/>
           <w:szCs w:val="28"/>
-          <w:lang w:val="ru-RU" w:bidi="ar"/>
+          <w:lang w:val="ru-RU"/>
         </w:rPr>
         <w:t>8</w:t>
       </w:r>
@@ -1900,7 +1878,7 @@
           <w:bCs/>
           <w:sz w:val="28"/>
           <w:szCs w:val="28"/>
-          <w:lang w:val="ru-RU" w:bidi="ar"/>
+          <w:lang w:val="ru-RU"/>
         </w:rPr>
         <w:t>Материнские платы</w:t>
       </w:r>
@@ -1911,7 +1889,7 @@
           <w:bCs/>
           <w:sz w:val="28"/>
           <w:szCs w:val="28"/>
-          <w:lang w:val="ru-RU" w:bidi="ar"/>
+          <w:lang w:val="ru-RU"/>
         </w:rPr>
         <w:t>:</w:t>
       </w:r>
@@ -1920,7 +1898,7 @@
           <w:rFonts w:ascii="Times New Roman" w:eastAsia="SimSun" w:hAnsi="Times New Roman" w:cs="Times New Roman"/>
           <w:sz w:val="28"/>
           <w:szCs w:val="28"/>
-          <w:lang w:val="ru-RU" w:bidi="ar"/>
+          <w:lang w:val="ru-RU"/>
         </w:rPr>
         <w:t xml:space="preserve"> </w:t>
       </w:r>
@@ -1959,7 +1937,7 @@
           <w:bCs/>
           <w:sz w:val="28"/>
           <w:szCs w:val="28"/>
-          <w:lang w:val="ru-RU" w:bidi="ar"/>
+          <w:lang w:val="ru-RU"/>
         </w:rPr>
         <w:t>Память</w:t>
       </w:r>
@@ -1970,7 +1948,7 @@
           <w:bCs/>
           <w:sz w:val="28"/>
           <w:szCs w:val="28"/>
-          <w:lang w:val="ru-RU" w:bidi="ar"/>
+          <w:lang w:val="ru-RU"/>
         </w:rPr>
         <w:t>:</w:t>
       </w:r>
@@ -1979,7 +1957,7 @@
           <w:rFonts w:ascii="Times New Roman" w:eastAsia="SimSun" w:hAnsi="Times New Roman" w:cs="Times New Roman"/>
           <w:sz w:val="28"/>
           <w:szCs w:val="28"/>
-          <w:lang w:val="ru-RU" w:bidi="ar"/>
+          <w:lang w:val="ru-RU"/>
         </w:rPr>
         <w:t xml:space="preserve"> </w:t>
       </w:r>
@@ -1988,7 +1966,7 @@
           <w:rFonts w:ascii="Times New Roman" w:eastAsia="SimSun" w:hAnsi="Times New Roman" w:cs="Times New Roman"/>
           <w:sz w:val="28"/>
           <w:szCs w:val="28"/>
-          <w:lang w:bidi="ar"/>
+          <w:lang/>
         </w:rPr>
         <w:t>DDS</w:t>
       </w:r>
@@ -1997,7 +1975,7 @@
           <w:rFonts w:ascii="Times New Roman" w:eastAsia="SimSun" w:hAnsi="Times New Roman" w:cs="Times New Roman"/>
           <w:sz w:val="28"/>
           <w:szCs w:val="28"/>
-          <w:lang w:val="ru-RU" w:bidi="ar"/>
+          <w:lang w:val="ru-RU"/>
         </w:rPr>
         <w:t>5</w:t>
       </w:r>
@@ -2009,16 +1987,17 @@
           <w:rFonts w:ascii="Times New Roman" w:eastAsia="SimSun" w:hAnsi="Times New Roman" w:cs="Times New Roman"/>
           <w:sz w:val="28"/>
           <w:szCs w:val="28"/>
-        </w:rPr>
-      </w:pPr>
-      <w:r>
-        <w:rPr>
-          <w:rFonts w:ascii="Times New Roman" w:eastAsia="SimSun" w:hAnsi="Times New Roman" w:cs="Times New Roman"/>
-          <w:b/>
-          <w:bCs/>
-          <w:sz w:val="28"/>
-          <w:szCs w:val="28"/>
-          <w:lang w:val="ru-RU" w:bidi="ar"/>
+          <w:lang w:val="ru-RU"/>
+        </w:rPr>
+      </w:pPr>
+      <w:r>
+        <w:rPr>
+          <w:rFonts w:ascii="Times New Roman" w:eastAsia="SimSun" w:hAnsi="Times New Roman" w:cs="Times New Roman"/>
+          <w:b/>
+          <w:bCs/>
+          <w:sz w:val="28"/>
+          <w:szCs w:val="28"/>
+          <w:lang w:val="ru-RU"/>
         </w:rPr>
         <w:t>Видеокарты</w:t>
       </w:r>
@@ -2027,7 +2006,7 @@
           <w:rFonts w:ascii="Times New Roman" w:eastAsia="SimSun" w:hAnsi="Times New Roman" w:cs="Times New Roman"/>
           <w:sz w:val="28"/>
           <w:szCs w:val="28"/>
-          <w:lang w:bidi="ar"/>
+          <w:lang w:val="ru-RU"/>
         </w:rPr>
         <w:t>:</w:t>
       </w:r>
@@ -2036,7 +2015,7 @@
           <w:rFonts w:ascii="Times New Roman" w:eastAsia="SimSun" w:hAnsi="Times New Roman" w:cs="Times New Roman"/>
           <w:sz w:val="28"/>
           <w:szCs w:val="28"/>
-          <w:lang w:bidi="ar"/>
+          <w:lang w:val="ru-RU"/>
         </w:rPr>
         <w:t xml:space="preserve"> </w:t>
       </w:r>
@@ -2046,7 +2025,7 @@
           <w:rFonts w:ascii="Times New Roman" w:eastAsia="SimSun" w:hAnsi="Times New Roman" w:cs="Times New Roman"/>
           <w:sz w:val="28"/>
           <w:szCs w:val="28"/>
-          <w:lang w:bidi="ar"/>
+          <w:lang/>
         </w:rPr>
         <w:t>Ividia</w:t>
       </w:r>
@@ -2056,7 +2035,7 @@
           <w:rFonts w:ascii="Times New Roman" w:eastAsia="SimSun" w:hAnsi="Times New Roman" w:cs="Times New Roman"/>
           <w:sz w:val="28"/>
           <w:szCs w:val="28"/>
-          <w:lang w:bidi="ar"/>
+          <w:lang w:val="ru-RU"/>
         </w:rPr>
         <w:t xml:space="preserve"> </w:t>
       </w:r>
@@ -2065,6 +2044,7 @@
           <w:rFonts w:ascii="Times New Roman" w:eastAsia="SimSun" w:hAnsi="Times New Roman" w:cs="Times New Roman"/>
           <w:sz w:val="28"/>
           <w:szCs w:val="28"/>
+          <w:lang w:val="ru-RU"/>
         </w:rPr>
         <w:t xml:space="preserve"> </w:t>
       </w:r>
@@ -2076,6 +2056,7 @@
           <w:rFonts w:ascii="Times New Roman" w:eastAsia="SimSun" w:hAnsi="Times New Roman" w:cs="Times New Roman"/>
           <w:sz w:val="28"/>
           <w:szCs w:val="28"/>
+          <w:lang w:val="ru-RU"/>
         </w:rPr>
       </w:pPr>
     </w:p>
@@ -2145,7 +2126,7 @@
           <w:bCs/>
           <w:sz w:val="28"/>
           <w:szCs w:val="28"/>
-          <w:lang w:bidi="ar"/>
+          <w:lang/>
         </w:rPr>
         <w:t>Protege</w:t>
       </w:r>
@@ -2171,180 +2152,6 @@
           <w:szCs w:val="28"/>
           <w:lang w:val="ru-RU"/>
         </w:rPr>
-        <w:t>Нахождение дорогих видеокарт</w:t>
-      </w:r>
-      <w:r>
-        <w:rPr>
-          <w:rFonts w:ascii="Times New Roman" w:eastAsia="SimSun" w:hAnsi="Times New Roman" w:cs="Times New Roman"/>
-          <w:sz w:val="28"/>
-          <w:szCs w:val="28"/>
-        </w:rPr>
-        <w:t>:</w:t>
-      </w:r>
-    </w:p>
-    <w:p>
-      <w:pPr>
-        <w:jc w:val="both"/>
-        <w:rPr>
-          <w:rFonts w:ascii="Times New Roman" w:eastAsia="SimSun" w:hAnsi="Times New Roman" w:cs="Times New Roman"/>
-          <w:sz w:val="28"/>
-          <w:szCs w:val="28"/>
-          <w:lang w:val="ru-RU"/>
-        </w:rPr>
-      </w:pPr>
-    </w:p>
-    <w:p>
-      <w:pPr>
-        <w:jc w:val="both"/>
-        <w:rPr>
-          <w:rFonts w:ascii="Times New Roman" w:eastAsia="SimSun" w:hAnsi="Times New Roman" w:cs="Times New Roman"/>
-          <w:sz w:val="28"/>
-          <w:szCs w:val="28"/>
-          <w:lang w:val="ru-RU"/>
-        </w:rPr>
-      </w:pPr>
-      <w:r>
-        <w:rPr>
-          <w:rFonts w:ascii="Times New Roman" w:eastAsia="SimSun" w:hAnsi="Times New Roman" w:cs="Times New Roman"/>
-          <w:sz w:val="28"/>
-          <w:szCs w:val="28"/>
-          <w:lang w:val="ru-RU"/>
-        </w:rPr>
-        <w:t xml:space="preserve">Видеокарта </w:t>
-      </w:r>
-      <w:proofErr w:type="spellStart"/>
-      <w:r>
-        <w:rPr>
-          <w:rFonts w:ascii="Times New Roman" w:eastAsia="SimSun" w:hAnsi="Times New Roman" w:cs="Times New Roman"/>
-          <w:sz w:val="28"/>
-          <w:szCs w:val="28"/>
-          <w:lang w:val="ru-RU"/>
-        </w:rPr>
-        <w:t>and</w:t>
-      </w:r>
-      <w:proofErr w:type="spellEnd"/>
-      <w:r>
-        <w:rPr>
-          <w:rFonts w:ascii="Times New Roman" w:eastAsia="SimSun" w:hAnsi="Times New Roman" w:cs="Times New Roman"/>
-          <w:sz w:val="28"/>
-          <w:szCs w:val="28"/>
-          <w:lang w:val="ru-RU"/>
-        </w:rPr>
-        <w:t xml:space="preserve"> (Цена </w:t>
-      </w:r>
-      <w:proofErr w:type="spellStart"/>
-      <w:r>
-        <w:rPr>
-          <w:rFonts w:ascii="Times New Roman" w:eastAsia="SimSun" w:hAnsi="Times New Roman" w:cs="Times New Roman"/>
-          <w:sz w:val="28"/>
-          <w:szCs w:val="28"/>
-          <w:lang w:val="ru-RU"/>
-        </w:rPr>
-        <w:t>some</w:t>
-      </w:r>
-      <w:proofErr w:type="spellEnd"/>
-      <w:r>
-        <w:rPr>
-          <w:rFonts w:ascii="Times New Roman" w:eastAsia="SimSun" w:hAnsi="Times New Roman" w:cs="Times New Roman"/>
-          <w:sz w:val="28"/>
-          <w:szCs w:val="28"/>
-          <w:lang w:val="ru-RU"/>
-        </w:rPr>
-        <w:t xml:space="preserve"> </w:t>
-      </w:r>
-      <w:proofErr w:type="spellStart"/>
-      <w:r>
-        <w:rPr>
-          <w:rFonts w:ascii="Times New Roman" w:eastAsia="SimSun" w:hAnsi="Times New Roman" w:cs="Times New Roman"/>
-          <w:sz w:val="28"/>
-          <w:szCs w:val="28"/>
-          <w:lang w:val="ru-RU"/>
-        </w:rPr>
-        <w:t>xsd:</w:t>
-      </w:r>
-      <w:proofErr w:type="gramStart"/>
-      <w:r>
-        <w:rPr>
-          <w:rFonts w:ascii="Times New Roman" w:eastAsia="SimSun" w:hAnsi="Times New Roman" w:cs="Times New Roman"/>
-          <w:sz w:val="28"/>
-          <w:szCs w:val="28"/>
-          <w:lang w:val="ru-RU"/>
-        </w:rPr>
-        <w:t>int</w:t>
-      </w:r>
-      <w:proofErr w:type="spellEnd"/>
-      <w:r>
-        <w:rPr>
-          <w:rFonts w:ascii="Times New Roman" w:eastAsia="SimSun" w:hAnsi="Times New Roman" w:cs="Times New Roman"/>
-          <w:sz w:val="28"/>
-          <w:szCs w:val="28"/>
-          <w:lang w:val="ru-RU"/>
-        </w:rPr>
-        <w:t>[&lt; "</w:t>
-      </w:r>
-      <w:proofErr w:type="gramEnd"/>
-      <w:r>
-        <w:rPr>
-          <w:rFonts w:ascii="Times New Roman" w:eastAsia="SimSun" w:hAnsi="Times New Roman" w:cs="Times New Roman"/>
-          <w:sz w:val="28"/>
-          <w:szCs w:val="28"/>
-          <w:lang w:val="ru-RU"/>
-        </w:rPr>
-        <w:t>10000"^^</w:t>
-      </w:r>
-      <w:proofErr w:type="spellStart"/>
-      <w:r>
-        <w:rPr>
-          <w:rFonts w:ascii="Times New Roman" w:eastAsia="SimSun" w:hAnsi="Times New Roman" w:cs="Times New Roman"/>
-          <w:sz w:val="28"/>
-          <w:szCs w:val="28"/>
-          <w:lang w:val="ru-RU"/>
-        </w:rPr>
-        <w:t>xsd:int</w:t>
-      </w:r>
-      <w:proofErr w:type="spellEnd"/>
-      <w:r>
-        <w:rPr>
-          <w:rFonts w:ascii="Times New Roman" w:eastAsia="SimSun" w:hAnsi="Times New Roman" w:cs="Times New Roman"/>
-          <w:sz w:val="28"/>
-          <w:szCs w:val="28"/>
-          <w:lang w:val="ru-RU"/>
-        </w:rPr>
-        <w:t>])</w:t>
-      </w:r>
-    </w:p>
-    <w:p>
-      <w:pPr>
-        <w:jc w:val="both"/>
-        <w:rPr>
-          <w:rFonts w:ascii="Times New Roman" w:eastAsia="SimSun" w:hAnsi="Times New Roman" w:cs="Times New Roman"/>
-          <w:sz w:val="28"/>
-          <w:szCs w:val="28"/>
-          <w:lang w:val="ru-RU"/>
-        </w:rPr>
-      </w:pPr>
-    </w:p>
-    <w:p>
-      <w:pPr>
-        <w:numPr>
-          <w:ilvl w:val="0"/>
-          <w:numId w:val="5"/>
-        </w:numPr>
-        <w:jc w:val="both"/>
-        <w:rPr>
-          <w:rFonts w:ascii="Times New Roman" w:eastAsia="SimSun" w:hAnsi="Times New Roman" w:cs="Times New Roman"/>
-          <w:sz w:val="28"/>
-          <w:szCs w:val="28"/>
-          <w:lang w:val="ru-RU"/>
-        </w:rPr>
-      </w:pPr>
-      <w:r>
-        <w:rPr>
-          <w:rFonts w:ascii="Times New Roman" w:eastAsia="SimSun" w:hAnsi="Times New Roman" w:cs="Times New Roman"/>
-          <w:sz w:val="28"/>
-          <w:szCs w:val="28"/>
-          <w:lang w:val="ru-RU"/>
-        </w:rPr>
         <w:t>Автоматическая проверка корректности сборок</w:t>
       </w:r>
       <w:r>
@@ -2627,7 +2434,7 @@
           <w:rFonts w:ascii="Times New Roman" w:hAnsi="Times New Roman" w:hint="default"/>
           <w:sz w:val="28"/>
           <w:szCs w:val="28"/>
-          <w:lang w:val="ru-RU" w:bidi="ar"/>
+          <w:lang w:val="ru-RU"/>
         </w:rPr>
       </w:pPr>
       <w:r>
@@ -2635,7 +2442,7 @@
           <w:rFonts w:ascii="Times New Roman" w:hAnsi="Times New Roman" w:hint="default"/>
           <w:sz w:val="28"/>
           <w:szCs w:val="28"/>
-          <w:lang w:val="ru-RU" w:bidi="ar"/>
+          <w:lang w:val="ru-RU"/>
         </w:rPr>
         <w:br/>
       </w:r>
@@ -2649,7 +2456,7 @@
           <w:rFonts w:ascii="Times New Roman" w:hAnsi="Times New Roman" w:hint="default"/>
           <w:sz w:val="28"/>
           <w:szCs w:val="28"/>
-          <w:lang w:val="ru-RU" w:bidi="ar"/>
+          <w:lang w:val="ru-RU"/>
         </w:rPr>
       </w:pPr>
     </w:p>
@@ -2662,7 +2469,7 @@
           <w:rFonts w:ascii="Times New Roman" w:hAnsi="Times New Roman" w:hint="default"/>
           <w:sz w:val="28"/>
           <w:szCs w:val="28"/>
-          <w:lang w:val="ru-RU" w:bidi="ar"/>
+          <w:lang w:val="ru-RU"/>
         </w:rPr>
       </w:pPr>
     </w:p>
@@ -2675,7 +2482,7 @@
           <w:rFonts w:ascii="Times New Roman" w:hAnsi="Times New Roman" w:hint="default"/>
           <w:sz w:val="28"/>
           <w:szCs w:val="28"/>
-          <w:lang w:val="ru-RU" w:bidi="ar"/>
+          <w:lang w:val="ru-RU"/>
         </w:rPr>
       </w:pPr>
     </w:p>
@@ -2688,7 +2495,7 @@
           <w:rFonts w:ascii="Times New Roman" w:hAnsi="Times New Roman" w:hint="default"/>
           <w:sz w:val="28"/>
           <w:szCs w:val="28"/>
-          <w:lang w:val="ru-RU" w:bidi="ar"/>
+          <w:lang w:val="ru-RU"/>
         </w:rPr>
       </w:pPr>
     </w:p>
@@ -2701,7 +2508,7 @@
           <w:rFonts w:ascii="Times New Roman" w:hAnsi="Times New Roman" w:hint="default"/>
           <w:sz w:val="28"/>
           <w:szCs w:val="28"/>
-          <w:lang w:val="ru-RU" w:bidi="ar"/>
+          <w:lang w:val="ru-RU"/>
         </w:rPr>
       </w:pPr>
     </w:p>
@@ -2714,7 +2521,7 @@
           <w:rFonts w:ascii="Times New Roman" w:hAnsi="Times New Roman" w:hint="default"/>
           <w:sz w:val="28"/>
           <w:szCs w:val="28"/>
-          <w:lang w:val="ru-RU" w:bidi="ar"/>
+          <w:lang w:val="ru-RU"/>
         </w:rPr>
       </w:pPr>
     </w:p>
@@ -2727,7 +2534,7 @@
           <w:rFonts w:ascii="Times New Roman" w:hAnsi="Times New Roman" w:hint="default"/>
           <w:sz w:val="28"/>
           <w:szCs w:val="28"/>
-          <w:lang w:val="ru-RU" w:bidi="ar"/>
+          <w:lang w:val="ru-RU"/>
         </w:rPr>
       </w:pPr>
     </w:p>
@@ -2740,7 +2547,7 @@
           <w:rFonts w:ascii="Times New Roman" w:hAnsi="Times New Roman" w:hint="default"/>
           <w:sz w:val="28"/>
           <w:szCs w:val="28"/>
-          <w:lang w:val="ru-RU" w:bidi="ar"/>
+          <w:lang w:val="ru-RU"/>
         </w:rPr>
       </w:pPr>
     </w:p>
@@ -2753,7 +2560,7 @@
           <w:rFonts w:ascii="Times New Roman" w:hAnsi="Times New Roman" w:hint="default"/>
           <w:sz w:val="28"/>
           <w:szCs w:val="28"/>
-          <w:lang w:val="ru-RU" w:bidi="ar"/>
+          <w:lang w:val="ru-RU"/>
         </w:rPr>
       </w:pPr>
     </w:p>
@@ -2766,7 +2573,7 @@
           <w:rFonts w:ascii="Times New Roman" w:hAnsi="Times New Roman" w:hint="default"/>
           <w:sz w:val="28"/>
           <w:szCs w:val="28"/>
-          <w:lang w:val="ru-RU" w:bidi="ar"/>
+          <w:lang w:val="ru-RU"/>
         </w:rPr>
       </w:pPr>
     </w:p>
@@ -2779,7 +2586,7 @@
           <w:rFonts w:ascii="Times New Roman" w:hAnsi="Times New Roman" w:hint="default"/>
           <w:sz w:val="28"/>
           <w:szCs w:val="28"/>
-          <w:lang w:val="ru-RU" w:bidi="ar"/>
+          <w:lang w:val="ru-RU"/>
         </w:rPr>
       </w:pPr>
     </w:p>
@@ -2794,7 +2601,7 @@
           <w:bCs/>
           <w:sz w:val="28"/>
           <w:szCs w:val="28"/>
-          <w:lang w:val="ru-RU" w:bidi="ar"/>
+          <w:lang w:val="ru-RU"/>
         </w:rPr>
       </w:pPr>
     </w:p>
@@ -2809,7 +2616,7 @@
           <w:bCs/>
           <w:sz w:val="28"/>
           <w:szCs w:val="28"/>
-          <w:lang w:val="ru-RU" w:bidi="ar"/>
+          <w:lang w:val="ru-RU"/>
         </w:rPr>
       </w:pPr>
     </w:p>
@@ -2824,7 +2631,7 @@
           <w:bCs/>
           <w:sz w:val="28"/>
           <w:szCs w:val="28"/>
-          <w:lang w:bidi="ar"/>
+          <w:lang/>
         </w:rPr>
       </w:pPr>
       <w:r>
@@ -2834,7 +2641,7 @@
           <w:bCs/>
           <w:sz w:val="28"/>
           <w:szCs w:val="28"/>
-          <w:lang w:bidi="ar"/>
+          <w:lang/>
         </w:rPr>
         <w:t>6</w:t>
       </w:r>
@@ -2845,9 +2652,9 @@
           <w:bCs/>
           <w:sz w:val="28"/>
           <w:szCs w:val="28"/>
-          <w:lang w:val="ru-RU" w:bidi="ar"/>
-        </w:rPr>
-        <w:t>. Модель после зап</w:t>
+          <w:lang w:val="ru-RU"/>
+        </w:rPr>
+        <w:t xml:space="preserve">. Модель после запуска </w:t>
       </w:r>
       <w:r>
         <w:rPr>
@@ -2856,29 +2663,7 @@
           <w:bCs/>
           <w:sz w:val="28"/>
           <w:szCs w:val="28"/>
-          <w:lang w:val="ru-RU" w:bidi="ar"/>
-        </w:rPr>
-        <w:t>у</w:t>
-      </w:r>
-      <w:r>
-        <w:rPr>
-          <w:rFonts w:ascii="Times New Roman" w:hAnsi="Times New Roman" w:hint="default"/>
-          <w:b/>
-          <w:bCs/>
-          <w:sz w:val="28"/>
-          <w:szCs w:val="28"/>
-          <w:lang w:val="ru-RU" w:bidi="ar"/>
-        </w:rPr>
-        <w:t xml:space="preserve">ска </w:t>
-      </w:r>
-      <w:r>
-        <w:rPr>
-          <w:rFonts w:ascii="Times New Roman" w:hAnsi="Times New Roman" w:hint="default"/>
-          <w:b/>
-          <w:bCs/>
-          <w:sz w:val="28"/>
-          <w:szCs w:val="28"/>
-          <w:lang w:bidi="ar"/>
+          <w:lang/>
         </w:rPr>
         <w:t>Reasoner</w:t>
       </w:r>
@@ -2892,18 +2677,30 @@
           <w:szCs w:val="28"/>
         </w:rPr>
       </w:pPr>
-      <w:r>
-        <w:rPr>
-          <w:rFonts w:ascii="Times New Roman" w:hAnsi="Times New Roman" w:cs="Times New Roman"/>
+    </w:p>
+    <w:p>
+      <w:pPr>
+        <w:rPr>
+          <w:rFonts w:ascii="Times New Roman" w:eastAsia="Times New Roman" w:hAnsi="Times New Roman" w:cs="Times New Roman"/>
+          <w:sz w:val="24"/>
+          <w:szCs w:val="24"/>
+          <w:lang w:val="ru-RU" w:eastAsia="ru-RU"/>
+        </w:rPr>
+      </w:pPr>
+      <w:r>
+        <w:rPr>
+          <w:rFonts w:ascii="Times New Roman" w:eastAsia="Times New Roman" w:hAnsi="Times New Roman" w:cs="Times New Roman"/>
           <w:noProof/>
-          <w:sz w:val="28"/>
-          <w:szCs w:val="28"/>
-        </w:rPr>
+          <w:sz w:val="24"/>
+          <w:szCs w:val="24"/>
+          <w:lang w:val="ru-RU" w:eastAsia="ru-RU"/>
+        </w:rPr>
+        <w:lastRenderedPageBreak/>
         <w:drawing>
-          <wp:inline distT="0" distB="0" distL="0" distR="0" wp14:anchorId="39F110E3" wp14:editId="1093A1B9">
-            <wp:extent cx="6174801" cy="3476625"/>
-            <wp:effectExtent l="0" t="0" r="0" b="0"/>
-            <wp:docPr id="1191081862" name="Рисунок 1"/>
+          <wp:inline distT="0" distB="0" distL="0" distR="0">
+            <wp:extent cx="5274310" cy="1961246"/>
+            <wp:effectExtent l="19050" t="0" r="2540" b="0"/>
+            <wp:docPr id="2" name="Рисунок 1"/>
             <wp:cNvGraphicFramePr>
               <a:graphicFrameLocks xmlns:a="http://schemas.openxmlformats.org/drawingml/2006/main" noChangeAspect="1"/>
             </wp:cNvGraphicFramePr>
@@ -2911,19 +2708,13 @@
               <a:graphicData uri="http://schemas.openxmlformats.org/drawingml/2006/picture">
                 <pic:pic xmlns:pic="http://schemas.openxmlformats.org/drawingml/2006/picture">
                   <pic:nvPicPr>
-                    <pic:cNvPr id="0" name="Picture 2"/>
+                    <pic:cNvPr id="0" name="Picture 1"/>
                     <pic:cNvPicPr>
                       <a:picLocks noChangeAspect="1" noChangeArrowheads="1"/>
                     </pic:cNvPicPr>
                   </pic:nvPicPr>
                   <pic:blipFill>
-                    <a:blip r:embed="rId5">
-                      <a:extLst>
-                        <a:ext uri="{28A0092B-C50C-407E-A947-70E740481C1C}">
-                          <a14:useLocalDpi xmlns:a14="http://schemas.microsoft.com/office/drawing/2010/main" val="0"/>
-                        </a:ext>
-                      </a:extLst>
-                    </a:blip>
+                    <a:blip r:embed="rId5" cstate="print"/>
                     <a:srcRect/>
                     <a:stretch>
                       <a:fillRect/>
@@ -2932,12 +2723,18 @@
                   <pic:spPr bwMode="auto">
                     <a:xfrm>
                       <a:off x="0" y="0"/>
-                      <a:ext cx="6194460" cy="3487694"/>
+                      <a:ext cx="5274310" cy="1961246"/>
                     </a:xfrm>
                     <a:prstGeom prst="rect">
                       <a:avLst/>
                     </a:prstGeom>
                     <a:noFill/>
+                    <a:ln w="9525">
+                      <a:noFill/>
+                      <a:miter lim="800000"/>
+                      <a:headEnd/>
+                      <a:tailEnd/>
+                    </a:ln>
                   </pic:spPr>
                 </pic:pic>
               </a:graphicData>
@@ -2978,24 +2775,78 @@
           <w:rFonts w:ascii="Times New Roman" w:eastAsia="SimSun" w:hAnsi="Times New Roman" w:cs="Times New Roman"/>
           <w:sz w:val="28"/>
           <w:szCs w:val="28"/>
-          <w:lang w:val="ru-RU" w:bidi="ar"/>
-        </w:rPr>
-      </w:pPr>
-      <w:r>
-        <w:rPr>
-          <w:rFonts w:ascii="Times New Roman" w:eastAsia="SimSun" w:hAnsi="Times New Roman" w:cs="Times New Roman"/>
-          <w:sz w:val="28"/>
-          <w:szCs w:val="28"/>
-          <w:lang w:val="ru-RU" w:bidi="ar"/>
+          <w:lang w:val="ru-RU"/>
+        </w:rPr>
+      </w:pPr>
+      <w:r>
+        <w:rPr>
+          <w:rFonts w:ascii="Times New Roman" w:eastAsia="SimSun" w:hAnsi="Times New Roman" w:cs="Times New Roman"/>
+          <w:sz w:val="28"/>
+          <w:szCs w:val="28"/>
+          <w:lang w:val="ru-RU"/>
         </w:rPr>
         <w:br/>
       </w:r>
       <w:r>
         <w:rPr>
           <w:rFonts w:ascii="Times New Roman" w:eastAsia="SimSun" w:hAnsi="Times New Roman" w:cs="Times New Roman"/>
-          <w:sz w:val="28"/>
-          <w:szCs w:val="28"/>
-          <w:lang w:val="ru-RU" w:bidi="ar"/>
+          <w:noProof/>
+          <w:sz w:val="28"/>
+          <w:szCs w:val="28"/>
+          <w:lang w:val="ru-RU" w:eastAsia="ru-RU"/>
+        </w:rPr>
+        <w:drawing>
+          <wp:inline distT="0" distB="0" distL="0" distR="0">
+            <wp:extent cx="5274310" cy="2043795"/>
+            <wp:effectExtent l="19050" t="0" r="2540" b="0"/>
+            <wp:docPr id="4" name="Рисунок 4"/>
+            <wp:cNvGraphicFramePr>
+              <a:graphicFrameLocks xmlns:a="http://schemas.openxmlformats.org/drawingml/2006/main" noChangeAspect="1"/>
+            </wp:cNvGraphicFramePr>
+            <a:graphic xmlns:a="http://schemas.openxmlformats.org/drawingml/2006/main">
+              <a:graphicData uri="http://schemas.openxmlformats.org/drawingml/2006/picture">
+                <pic:pic xmlns:pic="http://schemas.openxmlformats.org/drawingml/2006/picture">
+                  <pic:nvPicPr>
+                    <pic:cNvPr id="0" name="Picture 4"/>
+                    <pic:cNvPicPr>
+                      <a:picLocks noChangeAspect="1" noChangeArrowheads="1"/>
+                    </pic:cNvPicPr>
+                  </pic:nvPicPr>
+                  <pic:blipFill>
+                    <a:blip r:embed="rId6" cstate="print"/>
+                    <a:srcRect/>
+                    <a:stretch>
+                      <a:fillRect/>
+                    </a:stretch>
+                  </pic:blipFill>
+                  <pic:spPr bwMode="auto">
+                    <a:xfrm>
+                      <a:off x="0" y="0"/>
+                      <a:ext cx="5274310" cy="2043795"/>
+                    </a:xfrm>
+                    <a:prstGeom prst="rect">
+                      <a:avLst/>
+                    </a:prstGeom>
+                    <a:noFill/>
+                    <a:ln w="9525">
+                      <a:noFill/>
+                      <a:miter lim="800000"/>
+                      <a:headEnd/>
+                      <a:tailEnd/>
+                    </a:ln>
+                  </pic:spPr>
+                </pic:pic>
+              </a:graphicData>
+            </a:graphic>
+          </wp:inline>
+        </w:drawing>
+      </w:r>
+      <w:r>
+        <w:rPr>
+          <w:rFonts w:ascii="Times New Roman" w:eastAsia="SimSun" w:hAnsi="Times New Roman" w:cs="Times New Roman"/>
+          <w:sz w:val="28"/>
+          <w:szCs w:val="28"/>
+          <w:lang w:val="ru-RU"/>
         </w:rPr>
         <w:br/>
       </w:r>
@@ -3004,7 +2855,7 @@
           <w:rFonts w:ascii="Times New Roman" w:eastAsia="SimSun" w:hAnsi="Times New Roman" w:cs="Times New Roman"/>
           <w:sz w:val="28"/>
           <w:szCs w:val="28"/>
-          <w:lang w:val="ru-RU" w:bidi="ar"/>
+          <w:lang w:val="ru-RU"/>
         </w:rPr>
         <w:br/>
       </w:r>
@@ -3016,15 +2867,15 @@
           <w:rFonts w:ascii="Times New Roman" w:eastAsia="SimSun" w:hAnsi="Times New Roman" w:cs="Times New Roman"/>
           <w:sz w:val="28"/>
           <w:szCs w:val="28"/>
-          <w:lang w:val="ru-RU" w:bidi="ar"/>
-        </w:rPr>
-      </w:pPr>
-      <w:r>
-        <w:rPr>
-          <w:rFonts w:ascii="Times New Roman" w:eastAsia="SimSun" w:hAnsi="Times New Roman" w:cs="Times New Roman"/>
-          <w:sz w:val="28"/>
-          <w:szCs w:val="28"/>
-          <w:lang w:val="ru-RU" w:bidi="ar"/>
+          <w:lang w:val="ru-RU"/>
+        </w:rPr>
+      </w:pPr>
+      <w:r>
+        <w:rPr>
+          <w:rFonts w:ascii="Times New Roman" w:eastAsia="SimSun" w:hAnsi="Times New Roman" w:cs="Times New Roman"/>
+          <w:sz w:val="28"/>
+          <w:szCs w:val="28"/>
+          <w:lang w:val="ru-RU"/>
         </w:rPr>
         <w:t>.</w:t>
       </w:r>
@@ -3033,7 +2884,7 @@
           <w:rFonts w:ascii="Times New Roman" w:eastAsia="SimSun" w:hAnsi="Times New Roman" w:cs="Times New Roman"/>
           <w:sz w:val="28"/>
           <w:szCs w:val="28"/>
-          <w:lang w:val="ru-RU" w:bidi="ar"/>
+          <w:lang w:val="ru-RU"/>
         </w:rPr>
         <w:br/>
       </w:r>
@@ -3042,7 +2893,7 @@
           <w:rFonts w:ascii="Times New Roman" w:eastAsia="SimSun" w:hAnsi="Times New Roman" w:cs="Times New Roman"/>
           <w:sz w:val="28"/>
           <w:szCs w:val="28"/>
-          <w:lang w:val="ru-RU" w:bidi="ar"/>
+          <w:lang w:val="ru-RU"/>
         </w:rPr>
         <w:br/>
       </w:r>
@@ -3053,7 +2904,7 @@
           <w:bCs/>
           <w:sz w:val="28"/>
           <w:szCs w:val="28"/>
-          <w:lang w:val="ru-RU" w:bidi="ar"/>
+          <w:lang w:val="ru-RU"/>
         </w:rPr>
         <w:t>3. Выводы</w:t>
       </w:r>
@@ -3062,7 +2913,7 @@
           <w:rFonts w:ascii="Times New Roman" w:eastAsia="SimSun" w:hAnsi="Times New Roman" w:cs="Times New Roman"/>
           <w:sz w:val="28"/>
           <w:szCs w:val="28"/>
-          <w:lang w:val="ru-RU" w:bidi="ar"/>
+          <w:lang w:val="ru-RU"/>
         </w:rPr>
         <w:br/>
       </w:r>
@@ -3071,7 +2922,7 @@
           <w:rFonts w:ascii="Times New Roman" w:eastAsia="SimSun" w:hAnsi="Times New Roman" w:cs="Times New Roman"/>
           <w:sz w:val="28"/>
           <w:szCs w:val="28"/>
-          <w:lang w:val="ru-RU" w:bidi="ar"/>
+          <w:lang w:val="ru-RU"/>
         </w:rPr>
         <w:br/>
         <w:t>В ходе лабораторной работы была успешно построена онтологическая модель сборки ПК в двух различных сред</w:t>
@@ -3081,7 +2932,7 @@
           <w:rFonts w:ascii="Times New Roman" w:eastAsia="SimSun" w:hAnsi="Times New Roman" w:cs="Times New Roman"/>
           <w:sz w:val="28"/>
           <w:szCs w:val="28"/>
-          <w:lang w:val="ru-RU" w:bidi="ar"/>
+          <w:lang w:val="ru-RU"/>
         </w:rPr>
         <w:t>е</w:t>
       </w:r>
@@ -3090,7 +2941,7 @@
           <w:rFonts w:ascii="Times New Roman" w:eastAsia="SimSun" w:hAnsi="Times New Roman" w:cs="Times New Roman"/>
           <w:sz w:val="28"/>
           <w:szCs w:val="28"/>
-          <w:lang w:val="ru-RU" w:bidi="ar"/>
+          <w:lang w:val="ru-RU"/>
         </w:rPr>
         <w:t xml:space="preserve">: </w:t>
       </w:r>
@@ -3099,7 +2950,7 @@
           <w:rFonts w:ascii="Times New Roman" w:eastAsia="SimSun" w:hAnsi="Times New Roman" w:cs="Times New Roman"/>
           <w:sz w:val="28"/>
           <w:szCs w:val="28"/>
-          <w:lang w:bidi="ar"/>
+          <w:lang/>
         </w:rPr>
         <w:t>Protege</w:t>
       </w:r>
@@ -3108,7 +2959,7 @@
           <w:rFonts w:ascii="Times New Roman" w:eastAsia="SimSun" w:hAnsi="Times New Roman" w:cs="Times New Roman"/>
           <w:sz w:val="28"/>
           <w:szCs w:val="28"/>
-          <w:lang w:val="ru-RU" w:bidi="ar"/>
+          <w:lang w:val="ru-RU"/>
         </w:rPr>
         <w:t>.</w:t>
       </w:r>
@@ -3117,7 +2968,7 @@
           <w:rFonts w:ascii="Times New Roman" w:eastAsia="SimSun" w:hAnsi="Times New Roman" w:cs="Times New Roman"/>
           <w:sz w:val="28"/>
           <w:szCs w:val="28"/>
-          <w:lang w:val="ru-RU" w:bidi="ar"/>
+          <w:lang w:val="ru-RU"/>
         </w:rPr>
         <w:t xml:space="preserve"> </w:t>
       </w:r>
@@ -3126,7 +2977,7 @@
           <w:rFonts w:ascii="Times New Roman" w:eastAsia="SimSun" w:hAnsi="Times New Roman" w:cs="Times New Roman"/>
           <w:sz w:val="28"/>
           <w:szCs w:val="28"/>
-          <w:lang w:bidi="ar"/>
+          <w:lang/>
         </w:rPr>
         <w:t>Protege</w:t>
       </w:r>
@@ -3135,7 +2986,7 @@
           <w:rFonts w:ascii="Times New Roman" w:eastAsia="SimSun" w:hAnsi="Times New Roman" w:cs="Times New Roman"/>
           <w:sz w:val="28"/>
           <w:szCs w:val="28"/>
-          <w:lang w:val="ru-RU" w:bidi="ar"/>
+          <w:lang w:val="ru-RU"/>
         </w:rPr>
         <w:t xml:space="preserve"> сильнее в строгости и логике, а </w:t>
       </w:r>
@@ -3144,7 +2995,7 @@
           <w:rFonts w:ascii="Times New Roman" w:eastAsia="SimSun" w:hAnsi="Times New Roman" w:cs="Times New Roman"/>
           <w:sz w:val="28"/>
           <w:szCs w:val="28"/>
-          <w:lang w:bidi="ar"/>
+          <w:lang/>
         </w:rPr>
         <w:t>Neo</w:t>
       </w:r>
@@ -3153,7 +3004,7 @@
           <w:rFonts w:ascii="Times New Roman" w:eastAsia="SimSun" w:hAnsi="Times New Roman" w:cs="Times New Roman"/>
           <w:sz w:val="28"/>
           <w:szCs w:val="28"/>
-          <w:lang w:val="ru-RU" w:bidi="ar"/>
+          <w:lang w:val="ru-RU"/>
         </w:rPr>
         <w:t>4</w:t>
       </w:r>
@@ -3162,7 +3013,7 @@
           <w:rFonts w:ascii="Times New Roman" w:eastAsia="SimSun" w:hAnsi="Times New Roman" w:cs="Times New Roman"/>
           <w:sz w:val="28"/>
           <w:szCs w:val="28"/>
-          <w:lang w:bidi="ar"/>
+          <w:lang/>
         </w:rPr>
         <w:t>j</w:t>
       </w:r>
@@ -3171,7 +3022,7 @@
           <w:rFonts w:ascii="Times New Roman" w:eastAsia="SimSun" w:hAnsi="Times New Roman" w:cs="Times New Roman"/>
           <w:sz w:val="28"/>
           <w:szCs w:val="28"/>
-          <w:lang w:val="ru-RU" w:bidi="ar"/>
+          <w:lang w:val="ru-RU"/>
         </w:rPr>
         <w:t xml:space="preserve"> — в наглядности и скорости работы с данными. Выбор зависит от задачи: проектировать сложные правила или эффективно работать с готовой конфигурацией</w:t>
       </w:r>
@@ -3180,7 +3031,7 @@
           <w:rFonts w:ascii="Times New Roman" w:eastAsia="SimSun" w:hAnsi="Times New Roman" w:cs="Times New Roman"/>
           <w:sz w:val="28"/>
           <w:szCs w:val="28"/>
-          <w:lang w:val="ru-RU" w:bidi="ar"/>
+          <w:lang w:val="ru-RU"/>
         </w:rPr>
         <w:br/>
       </w:r>
@@ -3192,15 +3043,15 @@
           <w:rFonts w:ascii="Times New Roman" w:eastAsia="SimSun" w:hAnsi="Times New Roman" w:cs="Times New Roman"/>
           <w:sz w:val="28"/>
           <w:szCs w:val="28"/>
-          <w:lang w:val="ru-RU" w:bidi="ar"/>
-        </w:rPr>
-      </w:pPr>
-      <w:r>
-        <w:rPr>
-          <w:rFonts w:ascii="Times New Roman" w:eastAsia="SimSun" w:hAnsi="Times New Roman" w:cs="Times New Roman"/>
-          <w:sz w:val="28"/>
-          <w:szCs w:val="28"/>
-          <w:lang w:val="ru-RU" w:bidi="ar"/>
+          <w:lang w:val="ru-RU"/>
+        </w:rPr>
+      </w:pPr>
+      <w:r>
+        <w:rPr>
+          <w:rFonts w:ascii="Times New Roman" w:eastAsia="SimSun" w:hAnsi="Times New Roman" w:cs="Times New Roman"/>
+          <w:sz w:val="28"/>
+          <w:szCs w:val="28"/>
+          <w:lang w:val="ru-RU"/>
         </w:rPr>
         <w:br/>
       </w:r>
@@ -3212,7 +3063,7 @@
           <w:rFonts w:ascii="Times New Roman" w:eastAsia="SimSun" w:hAnsi="Times New Roman" w:cs="Times New Roman"/>
           <w:sz w:val="28"/>
           <w:szCs w:val="28"/>
-          <w:lang w:val="ru-RU" w:bidi="ar"/>
+          <w:lang w:val="ru-RU"/>
         </w:rPr>
       </w:pPr>
     </w:p>
@@ -3233,7 +3084,7 @@
           <w:bCs/>
           <w:sz w:val="28"/>
           <w:szCs w:val="28"/>
-          <w:lang w:val="ru-RU" w:bidi="ar"/>
+          <w:lang w:val="ru-RU"/>
         </w:rPr>
         <w:t>Общий вывод:</w:t>
       </w:r>
@@ -3242,7 +3093,7 @@
           <w:rFonts w:ascii="Times New Roman" w:eastAsia="SimSun" w:hAnsi="Times New Roman" w:cs="Times New Roman"/>
           <w:sz w:val="28"/>
           <w:szCs w:val="28"/>
-          <w:lang w:val="ru-RU" w:bidi="ar"/>
+          <w:lang w:val="ru-RU"/>
         </w:rPr>
         <w:br/>
       </w:r>
@@ -3251,19 +3102,29 @@
           <w:rFonts w:ascii="Times New Roman" w:eastAsia="SimSun" w:hAnsi="Times New Roman" w:cs="Times New Roman"/>
           <w:sz w:val="28"/>
           <w:szCs w:val="28"/>
-          <w:lang w:val="ru-RU" w:bidi="ar"/>
+          <w:lang w:val="ru-RU"/>
         </w:rPr>
         <w:br/>
-        <w:t xml:space="preserve">Оба инструмента эффективно справились с задачей моделирования сборки ПК, но подошли к ней с разных сторон. </w:t>
-      </w:r>
-      <w:r>
-        <w:rPr>
-          <w:rFonts w:ascii="Times New Roman" w:eastAsia="SimSun" w:hAnsi="Times New Roman" w:cs="Times New Roman"/>
-          <w:b/>
-          <w:bCs/>
-          <w:sz w:val="28"/>
-          <w:szCs w:val="28"/>
-          <w:lang w:bidi="ar"/>
+        <w:t xml:space="preserve">Оба инструмента эффективно справились с задачей моделирования </w:t>
+      </w:r>
+      <w:r>
+        <w:rPr>
+          <w:rFonts w:ascii="Times New Roman" w:eastAsia="SimSun" w:hAnsi="Times New Roman" w:cs="Times New Roman"/>
+          <w:sz w:val="28"/>
+          <w:szCs w:val="28"/>
+          <w:lang w:val="ru-RU"/>
+        </w:rPr>
+        <w:lastRenderedPageBreak/>
+        <w:t xml:space="preserve">сборки ПК, но подошли к ней с разных сторон. </w:t>
+      </w:r>
+      <w:r>
+        <w:rPr>
+          <w:rFonts w:ascii="Times New Roman" w:eastAsia="SimSun" w:hAnsi="Times New Roman" w:cs="Times New Roman"/>
+          <w:b/>
+          <w:bCs/>
+          <w:sz w:val="28"/>
+          <w:szCs w:val="28"/>
+          <w:lang/>
         </w:rPr>
         <w:t>Protege</w:t>
       </w:r>
@@ -3272,7 +3133,7 @@
           <w:rFonts w:ascii="Times New Roman" w:eastAsia="SimSun" w:hAnsi="Times New Roman" w:cs="Times New Roman"/>
           <w:sz w:val="28"/>
           <w:szCs w:val="28"/>
-          <w:lang w:bidi="ar"/>
+          <w:lang/>
         </w:rPr>
         <w:t> </w:t>
       </w:r>
@@ -3281,26 +3142,16 @@
           <w:rFonts w:ascii="Times New Roman" w:eastAsia="SimSun" w:hAnsi="Times New Roman" w:cs="Times New Roman"/>
           <w:sz w:val="28"/>
           <w:szCs w:val="28"/>
-          <w:lang w:val="ru-RU" w:bidi="ar"/>
-        </w:rPr>
-        <w:t xml:space="preserve">больше </w:t>
-      </w:r>
-      <w:r>
-        <w:rPr>
-          <w:rFonts w:ascii="Times New Roman" w:eastAsia="SimSun" w:hAnsi="Times New Roman" w:cs="Times New Roman"/>
-          <w:sz w:val="28"/>
-          <w:szCs w:val="28"/>
-          <w:lang w:val="ru-RU" w:bidi="ar"/>
-        </w:rPr>
-        <w:lastRenderedPageBreak/>
-        <w:t>подходит для этапа проектирования и формального описания предметной области, где важна точность и возможность автоматической валидации (например, можно ли обнаружить, что процессор не</w:t>
-      </w:r>
-      <w:r>
-        <w:rPr>
-          <w:rFonts w:ascii="Times New Roman" w:eastAsia="SimSun" w:hAnsi="Times New Roman" w:cs="Times New Roman"/>
-          <w:sz w:val="28"/>
-          <w:szCs w:val="28"/>
-          <w:lang w:val="ru-RU" w:bidi="ar"/>
+          <w:lang w:val="ru-RU"/>
+        </w:rPr>
+        <w:t>больше подходит для этапа проектирования и формального описания предметной области, где важна точность и возможность автоматической валидации (например, можно ли обнаружить, что процессор не</w:t>
+      </w:r>
+      <w:r>
+        <w:rPr>
+          <w:rFonts w:ascii="Times New Roman" w:eastAsia="SimSun" w:hAnsi="Times New Roman" w:cs="Times New Roman"/>
+          <w:sz w:val="28"/>
+          <w:szCs w:val="28"/>
+          <w:lang w:val="ru-RU"/>
         </w:rPr>
         <w:t xml:space="preserve"> </w:t>
       </w:r>
@@ -3309,7 +3160,7 @@
           <w:rFonts w:ascii="Times New Roman" w:eastAsia="SimSun" w:hAnsi="Times New Roman" w:cs="Times New Roman"/>
           <w:sz w:val="28"/>
           <w:szCs w:val="28"/>
-          <w:lang w:val="ru-RU" w:bidi="ar"/>
+          <w:lang w:val="ru-RU"/>
         </w:rPr>
         <w:t xml:space="preserve">совместим с материнской платой). </w:t>
       </w:r>
@@ -3335,8 +3186,8 @@
 </file>
 
 <file path=word/numbering.xml><?xml version="1.0" encoding="utf-8"?>
-<w:numbering xmlns:wpc="http://schemas.microsoft.com/office/word/2010/wordprocessingCanvas" xmlns:cx="http://schemas.microsoft.com/office/drawing/2014/chartex" xmlns:cx1="http://schemas.microsoft.com/office/drawing/2015/9/8/chartex" xmlns:cx2="http://schemas.microsoft.com/office/drawing/2015/10/21/chartex" xmlns:cx3="http://schemas.microsoft.com/office/drawing/2016/5/9/chartex" xmlns:cx4="http://schemas.microsoft.com/office/drawing/2016/5/10/chartex" xmlns:cx5="http://schemas.microsoft.com/office/drawing/2016/5/11/chartex" xmlns:cx6="http://schemas.microsoft.com/office/drawing/2016/5/12/chartex" xmlns:cx7="http://schemas.microsoft.com/office/drawing/2016/5/13/chartex" xmlns:cx8="http://schemas.microsoft.com/office/drawing/2016/5/14/chartex" xmlns:mc="http://schemas.openxmlformats.org/markup-compatibility/2006" xmlns:aink="http://schemas.microsoft.com/office/drawing/2016/ink" xmlns:am3d="http://schemas.microsoft.com/office/drawing/2017/model3d" xmlns:o="urn:schemas-microsoft-com:office:office" xmlns:oel="http://schemas.microsoft.com/office/2019/extlst" xmlns:r="http://schemas.openxmlformats.org/officeDocument/2006/relationships" xmlns:m="http://schemas.openxmlformats.org/officeDocument/2006/math" xmlns:v="urn:schemas-microsoft-com:vml" xmlns:wp14="http://schemas.microsoft.com/office/word/2010/wordprocessingDrawing" xmlns:wp="http://schemas.openxmlformats.org/drawingml/2006/wordprocessingDrawing" xmlns:w10="urn:schemas-microsoft-com:office:word" xmlns:w="http://schemas.openxmlformats.org/wordprocessingml/2006/main" xmlns:w14="http://schemas.microsoft.com/office/word/2010/wordml" xmlns:w15="http://schemas.microsoft.com/office/word/2012/wordml" xmlns:w16cex="http://schemas.microsoft.com/office/word/2018/wordml/cex" xmlns:w16cid="http://schemas.microsoft.com/office/word/2016/wordml/cid" xmlns:w16="http://schemas.microsoft.com/office/word/2018/wordml" xmlns:w16du="http://schemas.microsoft.com/office/word/2023/wordml/word16du" xmlns:w16sdtdh="http://schemas.microsoft.com/office/word/2020/wordml/sdtdatahash" xmlns:w16sdtfl="http://schemas.microsoft.com/office/word/2024/wordml/sdtformatlock" xmlns:w16se="http://schemas.microsoft.com/office/word/2015/wordml/symex" xmlns:wpg="http://schemas.microsoft.com/office/word/2010/wordprocessingGroup" xmlns:wpi="http://schemas.microsoft.com/office/word/2010/wordprocessingInk" xmlns:wne="http://schemas.microsoft.com/office/word/2006/wordml" xmlns:wps="http://schemas.microsoft.com/office/word/2010/wordprocessingShape" mc:Ignorable="w14 w15 w16se w16cid w16 w16cex w16sdtdh w16sdtfl w16du wp14">
-  <w:abstractNum w:abstractNumId="0" w15:restartNumberingAfterBreak="0">
+<w:numbering xmlns:ve="http://schemas.openxmlformats.org/markup-compatibility/2006" xmlns:o="urn:schemas-microsoft-com:office:office" xmlns:r="http://schemas.openxmlformats.org/officeDocument/2006/relationships" xmlns:m="http://schemas.openxmlformats.org/officeDocument/2006/math" xmlns:v="urn:schemas-microsoft-com:vml" xmlns:wp="http://schemas.openxmlformats.org/drawingml/2006/wordprocessingDrawing" xmlns:w10="urn:schemas-microsoft-com:office:word" xmlns:w="http://schemas.openxmlformats.org/wordprocessingml/2006/main" xmlns:wne="http://schemas.microsoft.com/office/word/2006/wordml">
+  <w:abstractNum w:abstractNumId="0">
     <w:nsid w:val="B109E514"/>
     <w:multiLevelType w:val="singleLevel"/>
     <w:tmpl w:val="B109E514"/>
@@ -3352,7 +3203,7 @@
       </w:pPr>
     </w:lvl>
   </w:abstractNum>
-  <w:abstractNum w:abstractNumId="1" w15:restartNumberingAfterBreak="0">
+  <w:abstractNum w:abstractNumId="1">
     <w:nsid w:val="341C6C44"/>
     <w:multiLevelType w:val="singleLevel"/>
     <w:tmpl w:val="341C6C44"/>
@@ -3368,7 +3219,7 @@
       </w:pPr>
     </w:lvl>
   </w:abstractNum>
-  <w:abstractNum w:abstractNumId="2" w15:restartNumberingAfterBreak="0">
+  <w:abstractNum w:abstractNumId="2">
     <w:nsid w:val="39334537"/>
     <w:multiLevelType w:val="singleLevel"/>
     <w:tmpl w:val="39334537"/>
@@ -3385,7 +3236,7 @@
       </w:rPr>
     </w:lvl>
   </w:abstractNum>
-  <w:abstractNum w:abstractNumId="3" w15:restartNumberingAfterBreak="0">
+  <w:abstractNum w:abstractNumId="3">
     <w:nsid w:val="3E550B25"/>
     <w:multiLevelType w:val="singleLevel"/>
     <w:tmpl w:val="3E550B25"/>
@@ -3401,7 +3252,7 @@
       </w:pPr>
     </w:lvl>
   </w:abstractNum>
-  <w:abstractNum w:abstractNumId="4" w15:restartNumberingAfterBreak="0">
+  <w:abstractNum w:abstractNumId="4">
     <w:nsid w:val="4CABA393"/>
     <w:multiLevelType w:val="singleLevel"/>
     <w:tmpl w:val="4CABA393"/>
@@ -3413,26 +3264,26 @@
       <w:lvlJc w:val="left"/>
     </w:lvl>
   </w:abstractNum>
-  <w:num w:numId="1" w16cid:durableId="538324283">
+  <w:num w:numId="1">
     <w:abstractNumId w:val="2"/>
   </w:num>
-  <w:num w:numId="2" w16cid:durableId="162866012">
+  <w:num w:numId="2">
     <w:abstractNumId w:val="3"/>
   </w:num>
-  <w:num w:numId="3" w16cid:durableId="92408018">
+  <w:num w:numId="3">
     <w:abstractNumId w:val="1"/>
   </w:num>
-  <w:num w:numId="4" w16cid:durableId="1410227986">
+  <w:num w:numId="4">
     <w:abstractNumId w:val="4"/>
   </w:num>
-  <w:num w:numId="5" w16cid:durableId="1716464013">
+  <w:num w:numId="5">
     <w:abstractNumId w:val="0"/>
   </w:num>
 </w:numbering>
 </file>
 
 <file path=word/styles.xml><?xml version="1.0" encoding="utf-8"?>
-<w:styles xmlns:mc="http://schemas.openxmlformats.org/markup-compatibility/2006" xmlns:r="http://schemas.openxmlformats.org/officeDocument/2006/relationships" xmlns:w="http://schemas.openxmlformats.org/wordprocessingml/2006/main" xmlns:w14="http://schemas.microsoft.com/office/word/2010/wordml" xmlns:w15="http://schemas.microsoft.com/office/word/2012/wordml" xmlns:w16cex="http://schemas.microsoft.com/office/word/2018/wordml/cex" xmlns:w16cid="http://schemas.microsoft.com/office/word/2016/wordml/cid" xmlns:w16="http://schemas.microsoft.com/office/word/2018/wordml" xmlns:w16du="http://schemas.microsoft.com/office/word/2023/wordml/word16du" xmlns:w16sdtdh="http://schemas.microsoft.com/office/word/2020/wordml/sdtdatahash" xmlns:w16sdtfl="http://schemas.microsoft.com/office/word/2024/wordml/sdtformatlock" xmlns:w16se="http://schemas.microsoft.com/office/word/2015/wordml/symex" mc:Ignorable="w14 w15 w16se w16cid w16 w16cex w16sdtdh w16sdtfl w16du">
+<w:styles xmlns:r="http://schemas.openxmlformats.org/officeDocument/2006/relationships" xmlns:w="http://schemas.openxmlformats.org/wordprocessingml/2006/main">
   <w:docDefaults>
     <w:rPrDefault>
       <w:rPr>
@@ -3442,7 +3293,7 @@
     </w:rPrDefault>
     <w:pPrDefault/>
   </w:docDefaults>
-  <w:latentStyles w:defLockedState="0" w:defUIPriority="0" w:defSemiHidden="0" w:defUnhideWhenUsed="0" w:defQFormat="0" w:count="376">
+  <w:latentStyles w:defLockedState="0" w:defUIPriority="0" w:defSemiHidden="0" w:defUnhideWhenUsed="0" w:defQFormat="0" w:count="267">
     <w:lsdException w:name="Normal" w:qFormat="1"/>
     <w:lsdException w:name="heading 1" w:qFormat="1"/>
     <w:lsdException w:name="heading 2" w:semiHidden="1" w:unhideWhenUsed="1" w:qFormat="1"/>
@@ -3621,119 +3472,11 @@
     <w:lsdException w:name="Book Title" w:uiPriority="33" w:qFormat="1"/>
     <w:lsdException w:name="Bibliography" w:semiHidden="1" w:uiPriority="37" w:unhideWhenUsed="1"/>
     <w:lsdException w:name="TOC Heading" w:semiHidden="1" w:uiPriority="39" w:unhideWhenUsed="1" w:qFormat="1"/>
-    <w:lsdException w:name="Plain Table 1" w:uiPriority="41"/>
-    <w:lsdException w:name="Plain Table 2" w:uiPriority="42"/>
-    <w:lsdException w:name="Plain Table 3" w:uiPriority="43"/>
-    <w:lsdException w:name="Plain Table 4" w:uiPriority="44"/>
-    <w:lsdException w:name="Plain Table 5" w:uiPriority="45"/>
-    <w:lsdException w:name="Grid Table Light" w:uiPriority="40"/>
-    <w:lsdException w:name="Grid Table 1 Light" w:uiPriority="46"/>
-    <w:lsdException w:name="Grid Table 2" w:uiPriority="47"/>
-    <w:lsdException w:name="Grid Table 3" w:uiPriority="48"/>
-    <w:lsdException w:name="Grid Table 4" w:uiPriority="49"/>
-    <w:lsdException w:name="Grid Table 5 Dark" w:uiPriority="50"/>
-    <w:lsdException w:name="Grid Table 6 Colorful" w:uiPriority="51"/>
-    <w:lsdException w:name="Grid Table 7 Colorful" w:uiPriority="52"/>
-    <w:lsdException w:name="Grid Table 1 Light Accent 1" w:uiPriority="46"/>
-    <w:lsdException w:name="Grid Table 2 Accent 1" w:uiPriority="47"/>
-    <w:lsdException w:name="Grid Table 3 Accent 1" w:uiPriority="48"/>
-    <w:lsdException w:name="Grid Table 4 Accent 1" w:uiPriority="49"/>
-    <w:lsdException w:name="Grid Table 5 Dark Accent 1" w:uiPriority="50"/>
-    <w:lsdException w:name="Grid Table 6 Colorful Accent 1" w:uiPriority="51"/>
-    <w:lsdException w:name="Grid Table 7 Colorful Accent 1" w:uiPriority="52"/>
-    <w:lsdException w:name="Grid Table 1 Light Accent 2" w:uiPriority="46"/>
-    <w:lsdException w:name="Grid Table 2 Accent 2" w:uiPriority="47"/>
-    <w:lsdException w:name="Grid Table 3 Accent 2" w:uiPriority="48"/>
-    <w:lsdException w:name="Grid Table 4 Accent 2" w:uiPriority="49"/>
-    <w:lsdException w:name="Grid Table 5 Dark Accent 2" w:uiPriority="50"/>
-    <w:lsdException w:name="Grid Table 6 Colorful Accent 2" w:uiPriority="51"/>
-    <w:lsdException w:name="Grid Table 7 Colorful Accent 2" w:uiPriority="52"/>
-    <w:lsdException w:name="Grid Table 1 Light Accent 3" w:uiPriority="46"/>
-    <w:lsdException w:name="Grid Table 2 Accent 3" w:uiPriority="47"/>
-    <w:lsdException w:name="Grid Table 3 Accent 3" w:uiPriority="48"/>
-    <w:lsdException w:name="Grid Table 4 Accent 3" w:uiPriority="49"/>
-    <w:lsdException w:name="Grid Table 5 Dark Accent 3" w:uiPriority="50"/>
-    <w:lsdException w:name="Grid Table 6 Colorful Accent 3" w:uiPriority="51"/>
-    <w:lsdException w:name="Grid Table 7 Colorful Accent 3" w:uiPriority="52"/>
-    <w:lsdException w:name="Grid Table 1 Light Accent 4" w:uiPriority="46"/>
-    <w:lsdException w:name="Grid Table 2 Accent 4" w:uiPriority="47"/>
-    <w:lsdException w:name="Grid Table 3 Accent 4" w:uiPriority="48"/>
-    <w:lsdException w:name="Grid Table 4 Accent 4" w:uiPriority="49"/>
-    <w:lsdException w:name="Grid Table 5 Dark Accent 4" w:uiPriority="50"/>
-    <w:lsdException w:name="Grid Table 6 Colorful Accent 4" w:uiPriority="51"/>
-    <w:lsdException w:name="Grid Table 7 Colorful Accent 4" w:uiPriority="52"/>
-    <w:lsdException w:name="Grid Table 1 Light Accent 5" w:uiPriority="46"/>
-    <w:lsdException w:name="Grid Table 2 Accent 5" w:uiPriority="47"/>
-    <w:lsdException w:name="Grid Table 3 Accent 5" w:uiPriority="48"/>
-    <w:lsdException w:name="Grid Table 4 Accent 5" w:uiPriority="49"/>
-    <w:lsdException w:name="Grid Table 5 Dark Accent 5" w:uiPriority="50"/>
-    <w:lsdException w:name="Grid Table 6 Colorful Accent 5" w:uiPriority="51"/>
-    <w:lsdException w:name="Grid Table 7 Colorful Accent 5" w:uiPriority="52"/>
-    <w:lsdException w:name="Grid Table 1 Light Accent 6" w:uiPriority="46"/>
-    <w:lsdException w:name="Grid Table 2 Accent 6" w:uiPriority="47"/>
-    <w:lsdException w:name="Grid Table 3 Accent 6" w:uiPriority="48"/>
-    <w:lsdException w:name="Grid Table 4 Accent 6" w:uiPriority="49"/>
-    <w:lsdException w:name="Grid Table 5 Dark Accent 6" w:uiPriority="50"/>
-    <w:lsdException w:name="Grid Table 6 Colorful Accent 6" w:uiPriority="51"/>
-    <w:lsdException w:name="Grid Table 7 Colorful Accent 6" w:uiPriority="52"/>
-    <w:lsdException w:name="List Table 1 Light" w:uiPriority="46"/>
-    <w:lsdException w:name="List Table 2" w:uiPriority="47"/>
-    <w:lsdException w:name="List Table 3" w:uiPriority="48"/>
-    <w:lsdException w:name="List Table 4" w:uiPriority="49"/>
-    <w:lsdException w:name="List Table 5 Dark" w:uiPriority="50"/>
-    <w:lsdException w:name="List Table 6 Colorful" w:uiPriority="51"/>
-    <w:lsdException w:name="List Table 7 Colorful" w:uiPriority="52"/>
-    <w:lsdException w:name="List Table 1 Light Accent 1" w:uiPriority="46"/>
-    <w:lsdException w:name="List Table 2 Accent 1" w:uiPriority="47"/>
-    <w:lsdException w:name="List Table 3 Accent 1" w:uiPriority="48"/>
-    <w:lsdException w:name="List Table 4 Accent 1" w:uiPriority="49"/>
-    <w:lsdException w:name="List Table 5 Dark Accent 1" w:uiPriority="50"/>
-    <w:lsdException w:name="List Table 6 Colorful Accent 1" w:uiPriority="51"/>
-    <w:lsdException w:name="List Table 7 Colorful Accent 1" w:uiPriority="52"/>
-    <w:lsdException w:name="List Table 1 Light Accent 2" w:uiPriority="46"/>
-    <w:lsdException w:name="List Table 2 Accent 2" w:uiPriority="47"/>
-    <w:lsdException w:name="List Table 3 Accent 2" w:uiPriority="48"/>
-    <w:lsdException w:name="List Table 4 Accent 2" w:uiPriority="49"/>
-    <w:lsdException w:name="List Table 5 Dark Accent 2" w:uiPriority="50"/>
-    <w:lsdException w:name="List Table 6 Colorful Accent 2" w:uiPriority="51"/>
-    <w:lsdException w:name="List Table 7 Colorful Accent 2" w:uiPriority="52"/>
-    <w:lsdException w:name="List Table 1 Light Accent 3" w:uiPriority="46"/>
-    <w:lsdException w:name="List Table 2 Accent 3" w:uiPriority="47"/>
-    <w:lsdException w:name="List Table 3 Accent 3" w:uiPriority="48"/>
-    <w:lsdException w:name="List Table 4 Accent 3" w:uiPriority="49"/>
-    <w:lsdException w:name="List Table 5 Dark Accent 3" w:uiPriority="50"/>
-    <w:lsdException w:name="List Table 6 Colorful Accent 3" w:uiPriority="51"/>
-    <w:lsdException w:name="List Table 7 Colorful Accent 3" w:uiPriority="52"/>
-    <w:lsdException w:name="List Table 1 Light Accent 4" w:uiPriority="46"/>
-    <w:lsdException w:name="List Table 2 Accent 4" w:uiPriority="47"/>
-    <w:lsdException w:name="List Table 3 Accent 4" w:uiPriority="48"/>
-    <w:lsdException w:name="List Table 4 Accent 4" w:uiPriority="49"/>
-    <w:lsdException w:name="List Table 5 Dark Accent 4" w:uiPriority="50"/>
-    <w:lsdException w:name="List Table 6 Colorful Accent 4" w:uiPriority="51"/>
-    <w:lsdException w:name="List Table 7 Colorful Accent 4" w:uiPriority="52"/>
-    <w:lsdException w:name="List Table 1 Light Accent 5" w:uiPriority="46"/>
-    <w:lsdException w:name="List Table 2 Accent 5" w:uiPriority="47"/>
-    <w:lsdException w:name="List Table 3 Accent 5" w:uiPriority="48"/>
-    <w:lsdException w:name="List Table 4 Accent 5" w:uiPriority="49"/>
-    <w:lsdException w:name="List Table 5 Dark Accent 5" w:uiPriority="50"/>
-    <w:lsdException w:name="List Table 6 Colorful Accent 5" w:uiPriority="51"/>
-    <w:lsdException w:name="List Table 7 Colorful Accent 5" w:uiPriority="52"/>
-    <w:lsdException w:name="List Table 1 Light Accent 6" w:uiPriority="46"/>
-    <w:lsdException w:name="List Table 2 Accent 6" w:uiPriority="47"/>
-    <w:lsdException w:name="List Table 3 Accent 6" w:uiPriority="48"/>
-    <w:lsdException w:name="List Table 4 Accent 6" w:uiPriority="49"/>
-    <w:lsdException w:name="List Table 5 Dark Accent 6" w:uiPriority="50"/>
-    <w:lsdException w:name="List Table 6 Colorful Accent 6" w:uiPriority="51"/>
-    <w:lsdException w:name="List Table 7 Colorful Accent 6" w:uiPriority="52"/>
-    <w:lsdException w:name="Mention" w:semiHidden="1" w:uiPriority="99" w:unhideWhenUsed="1"/>
-    <w:lsdException w:name="Smart Hyperlink" w:semiHidden="1" w:uiPriority="99" w:unhideWhenUsed="1"/>
-    <w:lsdException w:name="Hashtag" w:semiHidden="1" w:uiPriority="99" w:unhideWhenUsed="1"/>
-    <w:lsdException w:name="Unresolved Mention" w:semiHidden="1" w:uiPriority="99" w:unhideWhenUsed="1"/>
-    <w:lsdException w:name="Smart Link" w:semiHidden="1" w:uiPriority="99" w:unhideWhenUsed="1"/>
   </w:latentStyles>
   <w:style w:type="paragraph" w:default="1" w:styleId="a">
     <w:name w:val="Normal"/>
     <w:qFormat/>
+    <w:rsid w:val="002253A8"/>
     <w:rPr>
       <w:rFonts w:asciiTheme="minorHAnsi" w:eastAsiaTheme="minorEastAsia" w:hAnsiTheme="minorHAnsi" w:cstheme="minorBidi"/>
       <w:lang w:val="en-US" w:eastAsia="zh-CN"/>
@@ -3750,6 +3493,7 @@
     <w:uiPriority w:val="99"/>
     <w:semiHidden/>
     <w:unhideWhenUsed/>
+    <w:qFormat/>
     <w:tblPr>
       <w:tblInd w:w="0" w:type="dxa"/>
       <w:tblCellMar>
@@ -3770,6 +3514,7 @@
     <w:name w:val="HTML Code"/>
     <w:basedOn w:val="a0"/>
     <w:qFormat/>
+    <w:rsid w:val="002253A8"/>
     <w:rPr>
       <w:rFonts w:ascii="Courier New" w:hAnsi="Courier New" w:cs="Courier New"/>
       <w:sz w:val="20"/>
@@ -3778,6 +3523,7 @@
   </w:style>
   <w:style w:type="paragraph" w:styleId="HTML0">
     <w:name w:val="HTML Preformatted"/>
+    <w:rsid w:val="002253A8"/>
     <w:pPr>
       <w:tabs>
         <w:tab w:val="left" w:pos="916"/>
@@ -3802,6 +3548,29 @@
       <w:rFonts w:ascii="SimSun" w:hAnsi="SimSun" w:hint="eastAsia"/>
       <w:sz w:val="24"/>
       <w:szCs w:val="24"/>
+      <w:lang w:val="en-US" w:eastAsia="zh-CN"/>
+    </w:rPr>
+  </w:style>
+  <w:style w:type="paragraph" w:styleId="a3">
+    <w:name w:val="Balloon Text"/>
+    <w:basedOn w:val="a"/>
+    <w:link w:val="a4"/>
+    <w:rsid w:val="00F91F7A"/>
+    <w:rPr>
+      <w:rFonts w:ascii="Tahoma" w:hAnsi="Tahoma" w:cs="Tahoma"/>
+      <w:sz w:val="16"/>
+      <w:szCs w:val="16"/>
+    </w:rPr>
+  </w:style>
+  <w:style w:type="character" w:customStyle="1" w:styleId="a4">
+    <w:name w:val="Текст выноски Знак"/>
+    <w:basedOn w:val="a0"/>
+    <w:link w:val="a3"/>
+    <w:rsid w:val="00F91F7A"/>
+    <w:rPr>
+      <w:rFonts w:ascii="Tahoma" w:eastAsiaTheme="minorEastAsia" w:hAnsi="Tahoma" w:cs="Tahoma"/>
+      <w:sz w:val="16"/>
+      <w:szCs w:val="16"/>
       <w:lang w:val="en-US" w:eastAsia="zh-CN"/>
     </w:rPr>
   </w:style>
